--- a/do-an/Chuong_2/Bao_cao/Tran Ngoc Thao Vy_25210242_ Mo hinh hoa quy trinh ho tro (Support Process).docx
+++ b/do-an/Chuong_2/Bao_cao/Tran Ngoc Thao Vy_25210242_ Mo hinh hoa quy trinh ho tro (Support Process).docx
@@ -14,7 +14,6 @@
           <w:lang w:val="en-US"/>
         </w:rPr>
       </w:pPr>
-      <w:proofErr w:type="spellStart"/>
       <w:r>
         <w:rPr>
           <w:rFonts w:asciiTheme="majorHAnsi" w:hAnsiTheme="majorHAnsi" w:cstheme="majorHAnsi"/>
@@ -24,10 +23,18 @@
           <w:szCs w:val="26"/>
           <w:lang w:val="en-US"/>
         </w:rPr>
-        <w:t>Chương</w:t>
-      </w:r>
-      <w:proofErr w:type="spellEnd"/>
-      <w:r>
+        <w:t>Chương 2: MÔ HÌNH HÓA QUY TRÌNH</w:t>
+      </w:r>
+    </w:p>
+    <w:p>
+      <w:pPr>
+        <w:pStyle w:val="ListParagraph"/>
+        <w:numPr>
+          <w:ilvl w:val="0"/>
+          <w:numId w:val="1"/>
+        </w:numPr>
+        <w:spacing w:line="360" w:lineRule="auto"/>
+        <w:jc w:val="both"/>
         <w:rPr>
           <w:rFonts w:asciiTheme="majorHAnsi" w:hAnsiTheme="majorHAnsi" w:cstheme="majorHAnsi"/>
           <w:b/>
@@ -36,18 +43,8 @@
           <w:szCs w:val="26"/>
           <w:lang w:val="en-US"/>
         </w:rPr>
-        <w:t xml:space="preserve"> 2: MÔ HÌNH HÓA QUY TRÌNH</w:t>
-      </w:r>
-    </w:p>
-    <w:p>
-      <w:pPr>
-        <w:pStyle w:val="ListParagraph"/>
-        <w:numPr>
-          <w:ilvl w:val="0"/>
-          <w:numId w:val="1"/>
-        </w:numPr>
-        <w:spacing w:line="360" w:lineRule="auto"/>
-        <w:jc w:val="both"/>
+      </w:pPr>
+      <w:r>
         <w:rPr>
           <w:rFonts w:asciiTheme="majorHAnsi" w:hAnsiTheme="majorHAnsi" w:cstheme="majorHAnsi"/>
           <w:b/>
@@ -56,8 +53,8 @@
           <w:szCs w:val="26"/>
           <w:lang w:val="en-US"/>
         </w:rPr>
-      </w:pPr>
-      <w:proofErr w:type="spellStart"/>
+        <w:t xml:space="preserve">Mô hình hóa quy trình </w:t>
+      </w:r>
       <w:r>
         <w:rPr>
           <w:rFonts w:asciiTheme="majorHAnsi" w:hAnsiTheme="majorHAnsi" w:cstheme="majorHAnsi"/>
@@ -65,12 +62,19 @@
           <w:bCs/>
           <w:sz w:val="26"/>
           <w:szCs w:val="26"/>
-          <w:lang w:val="en-US"/>
-        </w:rPr>
-        <w:t>Mô</w:t>
-      </w:r>
-      <w:proofErr w:type="spellEnd"/>
-      <w:r>
+        </w:rPr>
+        <w:t>quản lý thành viên và tích điểm FAHASA</w:t>
+      </w:r>
+    </w:p>
+    <w:p>
+      <w:pPr>
+        <w:pStyle w:val="ListParagraph"/>
+        <w:numPr>
+          <w:ilvl w:val="0"/>
+          <w:numId w:val="2"/>
+        </w:numPr>
+        <w:spacing w:line="360" w:lineRule="auto"/>
+        <w:jc w:val="both"/>
         <w:rPr>
           <w:rFonts w:asciiTheme="majorHAnsi" w:hAnsiTheme="majorHAnsi" w:cstheme="majorHAnsi"/>
           <w:b/>
@@ -79,9 +83,7 @@
           <w:szCs w:val="26"/>
           <w:lang w:val="en-US"/>
         </w:rPr>
-        <w:t xml:space="preserve"> </w:t>
-      </w:r>
-      <w:proofErr w:type="spellStart"/>
+      </w:pPr>
       <w:r>
         <w:rPr>
           <w:rFonts w:asciiTheme="majorHAnsi" w:hAnsiTheme="majorHAnsi" w:cstheme="majorHAnsi"/>
@@ -91,254 +93,8 @@
           <w:szCs w:val="26"/>
           <w:lang w:val="en-US"/>
         </w:rPr>
-        <w:t>hình</w:t>
-      </w:r>
-      <w:proofErr w:type="spellEnd"/>
-      <w:r>
-        <w:rPr>
-          <w:rFonts w:asciiTheme="majorHAnsi" w:hAnsiTheme="majorHAnsi" w:cstheme="majorHAnsi"/>
-          <w:b/>
-          <w:bCs/>
-          <w:sz w:val="26"/>
-          <w:szCs w:val="26"/>
-          <w:lang w:val="en-US"/>
-        </w:rPr>
-        <w:t xml:space="preserve"> </w:t>
-      </w:r>
-      <w:proofErr w:type="spellStart"/>
-      <w:r>
-        <w:rPr>
-          <w:rFonts w:asciiTheme="majorHAnsi" w:hAnsiTheme="majorHAnsi" w:cstheme="majorHAnsi"/>
-          <w:b/>
-          <w:bCs/>
-          <w:sz w:val="26"/>
-          <w:szCs w:val="26"/>
-          <w:lang w:val="en-US"/>
-        </w:rPr>
-        <w:t>hóa</w:t>
-      </w:r>
-      <w:proofErr w:type="spellEnd"/>
-      <w:r>
-        <w:rPr>
-          <w:rFonts w:asciiTheme="majorHAnsi" w:hAnsiTheme="majorHAnsi" w:cstheme="majorHAnsi"/>
-          <w:b/>
-          <w:bCs/>
-          <w:sz w:val="26"/>
-          <w:szCs w:val="26"/>
-          <w:lang w:val="en-US"/>
-        </w:rPr>
-        <w:t xml:space="preserve"> </w:t>
-      </w:r>
-      <w:proofErr w:type="spellStart"/>
-      <w:r>
-        <w:rPr>
-          <w:rFonts w:asciiTheme="majorHAnsi" w:hAnsiTheme="majorHAnsi" w:cstheme="majorHAnsi"/>
-          <w:b/>
-          <w:bCs/>
-          <w:sz w:val="26"/>
-          <w:szCs w:val="26"/>
-          <w:lang w:val="en-US"/>
-        </w:rPr>
-        <w:t>quy</w:t>
-      </w:r>
-      <w:proofErr w:type="spellEnd"/>
-      <w:r>
-        <w:rPr>
-          <w:rFonts w:asciiTheme="majorHAnsi" w:hAnsiTheme="majorHAnsi" w:cstheme="majorHAnsi"/>
-          <w:b/>
-          <w:bCs/>
-          <w:sz w:val="26"/>
-          <w:szCs w:val="26"/>
-          <w:lang w:val="en-US"/>
-        </w:rPr>
-        <w:t xml:space="preserve"> </w:t>
-      </w:r>
-      <w:proofErr w:type="spellStart"/>
-      <w:r>
-        <w:rPr>
-          <w:rFonts w:asciiTheme="majorHAnsi" w:hAnsiTheme="majorHAnsi" w:cstheme="majorHAnsi"/>
-          <w:b/>
-          <w:bCs/>
-          <w:sz w:val="26"/>
-          <w:szCs w:val="26"/>
-          <w:lang w:val="en-US"/>
-        </w:rPr>
-        <w:t>trình</w:t>
-      </w:r>
-      <w:proofErr w:type="spellEnd"/>
-      <w:r>
-        <w:rPr>
-          <w:rFonts w:asciiTheme="majorHAnsi" w:hAnsiTheme="majorHAnsi" w:cstheme="majorHAnsi"/>
-          <w:b/>
-          <w:bCs/>
-          <w:sz w:val="26"/>
-          <w:szCs w:val="26"/>
-          <w:lang w:val="en-US"/>
-        </w:rPr>
-        <w:t xml:space="preserve"> </w:t>
-      </w:r>
-      <w:r>
-        <w:rPr>
-          <w:rFonts w:asciiTheme="majorHAnsi" w:hAnsiTheme="majorHAnsi" w:cstheme="majorHAnsi"/>
-          <w:b/>
-          <w:bCs/>
-          <w:sz w:val="26"/>
-          <w:szCs w:val="26"/>
-        </w:rPr>
-        <w:t>quản lý thành viên và tích điểm FAHASA</w:t>
-      </w:r>
-    </w:p>
-    <w:p>
-      <w:pPr>
-        <w:pStyle w:val="ListParagraph"/>
-        <w:numPr>
-          <w:ilvl w:val="0"/>
-          <w:numId w:val="2"/>
-        </w:numPr>
-        <w:spacing w:line="360" w:lineRule="auto"/>
-        <w:jc w:val="both"/>
-        <w:rPr>
-          <w:rFonts w:asciiTheme="majorHAnsi" w:hAnsiTheme="majorHAnsi" w:cstheme="majorHAnsi"/>
-          <w:b/>
-          <w:bCs/>
-          <w:sz w:val="26"/>
-          <w:szCs w:val="26"/>
-          <w:lang w:val="en-US"/>
-        </w:rPr>
-      </w:pPr>
-      <w:proofErr w:type="spellStart"/>
-      <w:r>
-        <w:rPr>
-          <w:rFonts w:asciiTheme="majorHAnsi" w:hAnsiTheme="majorHAnsi" w:cstheme="majorHAnsi"/>
-          <w:b/>
-          <w:bCs/>
-          <w:sz w:val="26"/>
-          <w:szCs w:val="26"/>
-          <w:lang w:val="en-US"/>
-        </w:rPr>
-        <w:t>Xây</w:t>
-      </w:r>
-      <w:proofErr w:type="spellEnd"/>
-      <w:r>
-        <w:rPr>
-          <w:rFonts w:asciiTheme="majorHAnsi" w:hAnsiTheme="majorHAnsi" w:cstheme="majorHAnsi"/>
-          <w:b/>
-          <w:bCs/>
-          <w:sz w:val="26"/>
-          <w:szCs w:val="26"/>
-          <w:lang w:val="en-US"/>
-        </w:rPr>
-        <w:t xml:space="preserve"> </w:t>
-      </w:r>
-      <w:proofErr w:type="spellStart"/>
-      <w:r>
-        <w:rPr>
-          <w:rFonts w:asciiTheme="majorHAnsi" w:hAnsiTheme="majorHAnsi" w:cstheme="majorHAnsi"/>
-          <w:b/>
-          <w:bCs/>
-          <w:sz w:val="26"/>
-          <w:szCs w:val="26"/>
-          <w:lang w:val="en-US"/>
-        </w:rPr>
-        <w:t>dựng</w:t>
-      </w:r>
-      <w:proofErr w:type="spellEnd"/>
-      <w:r>
-        <w:rPr>
-          <w:rFonts w:asciiTheme="majorHAnsi" w:hAnsiTheme="majorHAnsi" w:cstheme="majorHAnsi"/>
-          <w:b/>
-          <w:bCs/>
-          <w:sz w:val="26"/>
-          <w:szCs w:val="26"/>
-          <w:lang w:val="en-US"/>
-        </w:rPr>
-        <w:t xml:space="preserve"> </w:t>
-      </w:r>
-      <w:proofErr w:type="spellStart"/>
-      <w:r>
-        <w:rPr>
-          <w:rFonts w:asciiTheme="majorHAnsi" w:hAnsiTheme="majorHAnsi" w:cstheme="majorHAnsi"/>
-          <w:b/>
-          <w:bCs/>
-          <w:sz w:val="26"/>
-          <w:szCs w:val="26"/>
-          <w:lang w:val="en-US"/>
-        </w:rPr>
-        <w:t>mô</w:t>
-      </w:r>
-      <w:proofErr w:type="spellEnd"/>
-      <w:r>
-        <w:rPr>
-          <w:rFonts w:asciiTheme="majorHAnsi" w:hAnsiTheme="majorHAnsi" w:cstheme="majorHAnsi"/>
-          <w:b/>
-          <w:bCs/>
-          <w:sz w:val="26"/>
-          <w:szCs w:val="26"/>
-          <w:lang w:val="en-US"/>
-        </w:rPr>
-        <w:t xml:space="preserve"> </w:t>
-      </w:r>
-      <w:proofErr w:type="spellStart"/>
-      <w:r>
-        <w:rPr>
-          <w:rFonts w:asciiTheme="majorHAnsi" w:hAnsiTheme="majorHAnsi" w:cstheme="majorHAnsi"/>
-          <w:b/>
-          <w:bCs/>
-          <w:sz w:val="26"/>
-          <w:szCs w:val="26"/>
-          <w:lang w:val="en-US"/>
-        </w:rPr>
-        <w:t>hình</w:t>
-      </w:r>
-      <w:proofErr w:type="spellEnd"/>
-      <w:r>
-        <w:rPr>
-          <w:rFonts w:asciiTheme="majorHAnsi" w:hAnsiTheme="majorHAnsi" w:cstheme="majorHAnsi"/>
-          <w:b/>
-          <w:bCs/>
-          <w:sz w:val="26"/>
-          <w:szCs w:val="26"/>
-          <w:lang w:val="en-US"/>
-        </w:rPr>
-        <w:t xml:space="preserve"> </w:t>
-      </w:r>
-      <w:proofErr w:type="spellStart"/>
-      <w:r>
-        <w:rPr>
-          <w:rFonts w:asciiTheme="majorHAnsi" w:hAnsiTheme="majorHAnsi" w:cstheme="majorHAnsi"/>
-          <w:b/>
-          <w:bCs/>
-          <w:sz w:val="26"/>
-          <w:szCs w:val="26"/>
-          <w:lang w:val="en-US"/>
-        </w:rPr>
-        <w:t>quy</w:t>
-      </w:r>
-      <w:proofErr w:type="spellEnd"/>
-      <w:r>
-        <w:rPr>
-          <w:rFonts w:asciiTheme="majorHAnsi" w:hAnsiTheme="majorHAnsi" w:cstheme="majorHAnsi"/>
-          <w:b/>
-          <w:bCs/>
-          <w:sz w:val="26"/>
-          <w:szCs w:val="26"/>
-          <w:lang w:val="en-US"/>
-        </w:rPr>
-        <w:t xml:space="preserve"> </w:t>
-      </w:r>
-      <w:proofErr w:type="spellStart"/>
-      <w:r>
-        <w:rPr>
-          <w:rFonts w:asciiTheme="majorHAnsi" w:hAnsiTheme="majorHAnsi" w:cstheme="majorHAnsi"/>
-          <w:b/>
-          <w:bCs/>
-          <w:sz w:val="26"/>
-          <w:szCs w:val="26"/>
-          <w:lang w:val="en-US"/>
-        </w:rPr>
-        <w:t>trình</w:t>
-      </w:r>
-      <w:proofErr w:type="spellEnd"/>
+        <w:t>Xây dựng mô hình quy trình</w:t>
+      </w:r>
     </w:p>
     <w:p>
       <w:pPr>
@@ -404,16 +160,15 @@
       <w:r>
         <w:rPr>
           <w:rFonts w:asciiTheme="majorHAnsi" w:hAnsiTheme="majorHAnsi" w:cstheme="majorHAnsi"/>
-          <w:noProof/>
           <w:sz w:val="26"/>
           <w:szCs w:val="26"/>
           <w:lang w:val="en-US"/>
         </w:rPr>
         <w:drawing>
-          <wp:inline distT="0" distB="0" distL="0" distR="0" wp14:anchorId="4FE2CF44" wp14:editId="46D23985">
-            <wp:extent cx="5731510" cy="2225040"/>
-            <wp:effectExtent l="0" t="0" r="2540" b="3810"/>
-            <wp:docPr id="700589657" name="Graphic 1"/>
+          <wp:inline distT="0" distB="0" distL="0" distR="0" wp14:anchorId="027DBCAB" wp14:editId="5B69817A">
+            <wp:extent cx="5731510" cy="1858645"/>
+            <wp:effectExtent l="0" t="0" r="2540" b="8255"/>
+            <wp:docPr id="1820803138" name="Picture 2"/>
             <wp:cNvGraphicFramePr>
               <a:graphicFrameLocks xmlns:a="http://schemas.openxmlformats.org/drawingml/2006/main" noChangeAspect="1"/>
             </wp:cNvGraphicFramePr>
@@ -421,29 +176,36 @@
               <a:graphicData uri="http://schemas.openxmlformats.org/drawingml/2006/picture">
                 <pic:pic xmlns:pic="http://schemas.openxmlformats.org/drawingml/2006/picture">
                   <pic:nvPicPr>
-                    <pic:cNvPr id="700589657" name="Graphic 700589657"/>
-                    <pic:cNvPicPr/>
+                    <pic:cNvPr id="0" name="Picture 6"/>
+                    <pic:cNvPicPr>
+                      <a:picLocks noChangeAspect="1" noChangeArrowheads="1"/>
+                    </pic:cNvPicPr>
                   </pic:nvPicPr>
                   <pic:blipFill>
-                    <a:blip r:embed="rId5">
+                    <a:blip r:embed="rId5" cstate="print">
                       <a:extLst>
-                        <a:ext uri="{96DAC541-7B7A-43D3-8B79-37D633B846F1}">
-                          <asvg:svgBlip xmlns:asvg="http://schemas.microsoft.com/office/drawing/2016/SVG/main" r:embed="rId6"/>
+                        <a:ext uri="{28A0092B-C50C-407E-A947-70E740481C1C}">
+                          <a14:useLocalDpi xmlns:a14="http://schemas.microsoft.com/office/drawing/2010/main" val="0"/>
                         </a:ext>
                       </a:extLst>
                     </a:blip>
+                    <a:srcRect/>
                     <a:stretch>
                       <a:fillRect/>
                     </a:stretch>
                   </pic:blipFill>
-                  <pic:spPr>
+                  <pic:spPr bwMode="auto">
                     <a:xfrm>
                       <a:off x="0" y="0"/>
-                      <a:ext cx="5731510" cy="2225040"/>
+                      <a:ext cx="5731510" cy="1858645"/>
                     </a:xfrm>
                     <a:prstGeom prst="rect">
                       <a:avLst/>
                     </a:prstGeom>
+                    <a:noFill/>
+                    <a:ln>
+                      <a:noFill/>
+                    </a:ln>
                   </pic:spPr>
                 </pic:pic>
               </a:graphicData>
@@ -461,7 +223,6 @@
           <w:lang w:val="en-US"/>
         </w:rPr>
       </w:pPr>
-      <w:proofErr w:type="spellStart"/>
       <w:r>
         <w:rPr>
           <w:rFonts w:asciiTheme="majorHAnsi" w:hAnsiTheme="majorHAnsi" w:cstheme="majorHAnsi"/>
@@ -469,9 +230,8 @@
           <w:bCs/>
           <w:lang w:val="en-US"/>
         </w:rPr>
-        <w:t>Hình</w:t>
-      </w:r>
-      <w:proofErr w:type="spellEnd"/>
+        <w:t xml:space="preserve">Hình </w:t>
+      </w:r>
       <w:r>
         <w:rPr>
           <w:rFonts w:asciiTheme="majorHAnsi" w:hAnsiTheme="majorHAnsi" w:cstheme="majorHAnsi"/>
@@ -479,7 +239,7 @@
           <w:bCs/>
           <w:lang w:val="en-US"/>
         </w:rPr>
-        <w:t xml:space="preserve"> </w:t>
+        <w:t>2</w:t>
       </w:r>
       <w:r>
         <w:rPr>
@@ -488,35 +248,76 @@
           <w:bCs/>
           <w:lang w:val="en-US"/>
         </w:rPr>
-        <w:t>2</w:t>
-      </w:r>
-      <w:r>
+        <w:t>.1.</w:t>
+      </w:r>
+      <w:r>
+        <w:rPr>
+          <w:rFonts w:asciiTheme="majorHAnsi" w:hAnsiTheme="majorHAnsi" w:cstheme="majorHAnsi"/>
+          <w:lang w:val="en-US"/>
+        </w:rPr>
+        <w:t xml:space="preserve"> </w:t>
+      </w:r>
+      <w:r>
+        <w:rPr>
+          <w:rFonts w:asciiTheme="majorHAnsi" w:hAnsiTheme="majorHAnsi" w:cstheme="majorHAnsi"/>
+        </w:rPr>
+        <w:t xml:space="preserve">Mô hình BPMN quy trình </w:t>
+      </w:r>
+      <w:r>
+        <w:rPr>
+          <w:rFonts w:asciiTheme="majorHAnsi" w:hAnsiTheme="majorHAnsi" w:cstheme="majorHAnsi"/>
+        </w:rPr>
+        <w:t>quản lý thành viên và tích điểm FAHASA</w:t>
+      </w:r>
+    </w:p>
+    <w:p>
+      <w:pPr>
+        <w:spacing w:line="360" w:lineRule="auto"/>
+        <w:ind w:firstLine="720"/>
+        <w:jc w:val="both"/>
+        <w:rPr>
+          <w:rFonts w:asciiTheme="majorHAnsi" w:hAnsiTheme="majorHAnsi" w:cstheme="majorHAnsi"/>
+          <w:sz w:val="26"/>
+          <w:szCs w:val="26"/>
+        </w:rPr>
+      </w:pPr>
+      <w:r>
+        <w:rPr>
+          <w:rFonts w:asciiTheme="majorHAnsi" w:hAnsiTheme="majorHAnsi" w:cstheme="majorHAnsi"/>
+          <w:sz w:val="26"/>
+          <w:szCs w:val="26"/>
+        </w:rPr>
+        <w:t>Mô hình thể hiện toàn bộ quy trình từ khi khách hàng có nhu cầu đăng ký thành viên, cung cấp thông tin, hệ thống kiểm tra và tạo tài khoản, đến khi khách hàng thực hiện giao dịch, hệ thống ghi nhận giao dịch, tính và cập nhật điểm tích lũy. Sau đó, khách hàng có thể kiểm tra điểm và sử dụng các quyền lợi thành viên theo điều kiện áp dụng.</w:t>
+      </w:r>
+    </w:p>
+    <w:p>
+      <w:pPr>
+        <w:pStyle w:val="ListParagraph"/>
+        <w:numPr>
+          <w:ilvl w:val="0"/>
+          <w:numId w:val="2"/>
+        </w:numPr>
+        <w:spacing w:line="360" w:lineRule="auto"/>
+        <w:jc w:val="both"/>
         <w:rPr>
           <w:rFonts w:asciiTheme="majorHAnsi" w:hAnsiTheme="majorHAnsi" w:cstheme="majorHAnsi"/>
           <w:b/>
           <w:bCs/>
-          <w:lang w:val="en-US"/>
-        </w:rPr>
-        <w:t>.1.</w:t>
-      </w:r>
-      <w:r>
-        <w:rPr>
-          <w:rFonts w:asciiTheme="majorHAnsi" w:hAnsiTheme="majorHAnsi" w:cstheme="majorHAnsi"/>
-          <w:lang w:val="en-US"/>
-        </w:rPr>
-        <w:t xml:space="preserve"> </w:t>
-      </w:r>
-      <w:r>
-        <w:rPr>
-          <w:rFonts w:asciiTheme="majorHAnsi" w:hAnsiTheme="majorHAnsi" w:cstheme="majorHAnsi"/>
-        </w:rPr>
-        <w:t xml:space="preserve">Mô hình BPMN quy trình </w:t>
-      </w:r>
-      <w:r>
-        <w:rPr>
-          <w:rFonts w:asciiTheme="majorHAnsi" w:hAnsiTheme="majorHAnsi" w:cstheme="majorHAnsi"/>
-        </w:rPr>
-        <w:t>quản lý thành viên và tích điểm FAHASA</w:t>
+          <w:sz w:val="26"/>
+          <w:szCs w:val="26"/>
+          <w:lang w:val="en-US"/>
+        </w:rPr>
+      </w:pPr>
+      <w:r>
+        <w:rPr>
+          <w:rFonts w:asciiTheme="majorHAnsi" w:hAnsiTheme="majorHAnsi" w:cstheme="majorHAnsi"/>
+          <w:b/>
+          <w:bCs/>
+          <w:sz w:val="26"/>
+          <w:szCs w:val="26"/>
+          <w:lang w:val="en-US"/>
+        </w:rPr>
+        <w:t>Các luồng xử lý chính</w:t>
       </w:r>
     </w:p>
     <w:p>
@@ -528,15 +329,256 @@
           <w:rFonts w:asciiTheme="majorHAnsi" w:hAnsiTheme="majorHAnsi" w:cstheme="majorHAnsi"/>
           <w:sz w:val="26"/>
           <w:szCs w:val="26"/>
-        </w:rPr>
-      </w:pPr>
-      <w:r>
-        <w:rPr>
-          <w:rFonts w:asciiTheme="majorHAnsi" w:hAnsiTheme="majorHAnsi" w:cstheme="majorHAnsi"/>
-          <w:sz w:val="26"/>
-          <w:szCs w:val="26"/>
-        </w:rPr>
-        <w:t>Mô hình thể hiện toàn bộ quy trình từ khi khách hàng có nhu cầu đăng ký thành viên, cung cấp thông tin, hệ thống kiểm tra và tạo tài khoản, đến khi khách hàng thực hiện giao dịch, hệ thống ghi nhận giao dịch, tính và cập nhật điểm tích lũy. Sau đó, khách hàng có thể kiểm tra điểm và sử dụng các quyền lợi thành viên theo điều kiện áp dụng.</w:t>
+          <w:lang w:val="en-US"/>
+        </w:rPr>
+      </w:pPr>
+      <w:r>
+        <w:rPr>
+          <w:rFonts w:asciiTheme="majorHAnsi" w:hAnsiTheme="majorHAnsi" w:cstheme="majorHAnsi"/>
+          <w:sz w:val="26"/>
+          <w:szCs w:val="26"/>
+          <w:lang w:val="en-US"/>
+        </w:rPr>
+        <w:t>Quy trình được chia thành các nhóm xử lý chính:</w:t>
+      </w:r>
+    </w:p>
+    <w:p>
+      <w:pPr>
+        <w:pStyle w:val="ListParagraph"/>
+        <w:numPr>
+          <w:ilvl w:val="0"/>
+          <w:numId w:val="3"/>
+        </w:numPr>
+        <w:spacing w:line="360" w:lineRule="auto"/>
+        <w:jc w:val="both"/>
+        <w:rPr>
+          <w:rFonts w:asciiTheme="majorHAnsi" w:hAnsiTheme="majorHAnsi" w:cstheme="majorHAnsi"/>
+          <w:sz w:val="26"/>
+          <w:szCs w:val="26"/>
+          <w:lang w:val="en-US"/>
+        </w:rPr>
+      </w:pPr>
+      <w:r>
+        <w:rPr>
+          <w:rFonts w:asciiTheme="majorHAnsi" w:hAnsiTheme="majorHAnsi" w:cstheme="majorHAnsi"/>
+          <w:sz w:val="26"/>
+          <w:szCs w:val="26"/>
+          <w:lang w:val="en-US"/>
+        </w:rPr>
+        <w:t xml:space="preserve">Khách hàng: </w:t>
+      </w:r>
+      <w:r>
+        <w:rPr>
+          <w:rFonts w:asciiTheme="majorHAnsi" w:hAnsiTheme="majorHAnsi" w:cstheme="majorHAnsi"/>
+          <w:sz w:val="26"/>
+          <w:szCs w:val="26"/>
+        </w:rPr>
+        <w:t>cung cấp thông tin đăng ký thành viên, sử dụng tài khoản khi mua hàng, kiểm tra điểm tích lũy và sử dụng các quyền lợi thành viên.</w:t>
+      </w:r>
+    </w:p>
+    <w:p>
+      <w:pPr>
+        <w:pStyle w:val="ListParagraph"/>
+        <w:numPr>
+          <w:ilvl w:val="0"/>
+          <w:numId w:val="3"/>
+        </w:numPr>
+        <w:spacing w:line="360" w:lineRule="auto"/>
+        <w:jc w:val="both"/>
+        <w:rPr>
+          <w:rFonts w:asciiTheme="majorHAnsi" w:hAnsiTheme="majorHAnsi" w:cstheme="majorHAnsi"/>
+          <w:sz w:val="26"/>
+          <w:szCs w:val="26"/>
+          <w:lang w:val="en-US"/>
+        </w:rPr>
+      </w:pPr>
+      <w:r>
+        <w:rPr>
+          <w:rFonts w:asciiTheme="majorHAnsi" w:hAnsiTheme="majorHAnsi" w:cstheme="majorHAnsi"/>
+          <w:sz w:val="26"/>
+          <w:szCs w:val="26"/>
+        </w:rPr>
+        <w:lastRenderedPageBreak/>
+        <w:t>Nhân viên bán hàng/Thu ngân</w:t>
+      </w:r>
+      <w:r>
+        <w:rPr>
+          <w:rFonts w:asciiTheme="majorHAnsi" w:hAnsiTheme="majorHAnsi" w:cstheme="majorHAnsi"/>
+          <w:sz w:val="26"/>
+          <w:szCs w:val="26"/>
+          <w:lang w:val="en-US"/>
+        </w:rPr>
+        <w:t xml:space="preserve">: </w:t>
+      </w:r>
+      <w:r>
+        <w:rPr>
+          <w:rFonts w:asciiTheme="majorHAnsi" w:hAnsiTheme="majorHAnsi" w:cstheme="majorHAnsi"/>
+          <w:sz w:val="26"/>
+          <w:szCs w:val="26"/>
+        </w:rPr>
+        <w:t>hỗ trợ khách hàng đăng ký thành viên, xác nhận thông tin tài khoản và liên kết tài khoản thành viên với giao dịch mua hàng.</w:t>
+      </w:r>
+    </w:p>
+    <w:p>
+      <w:pPr>
+        <w:pStyle w:val="ListParagraph"/>
+        <w:numPr>
+          <w:ilvl w:val="0"/>
+          <w:numId w:val="3"/>
+        </w:numPr>
+        <w:spacing w:line="360" w:lineRule="auto"/>
+        <w:jc w:val="both"/>
+        <w:rPr>
+          <w:rFonts w:asciiTheme="majorHAnsi" w:hAnsiTheme="majorHAnsi" w:cstheme="majorHAnsi"/>
+          <w:sz w:val="26"/>
+          <w:szCs w:val="26"/>
+          <w:lang w:val="en-US"/>
+        </w:rPr>
+      </w:pPr>
+      <w:r>
+        <w:rPr>
+          <w:rFonts w:asciiTheme="majorHAnsi" w:hAnsiTheme="majorHAnsi" w:cstheme="majorHAnsi"/>
+          <w:sz w:val="26"/>
+          <w:szCs w:val="26"/>
+        </w:rPr>
+        <w:t>Hệ thống bán hàng (POS)</w:t>
+      </w:r>
+      <w:r>
+        <w:rPr>
+          <w:rFonts w:asciiTheme="majorHAnsi" w:hAnsiTheme="majorHAnsi" w:cstheme="majorHAnsi"/>
+          <w:sz w:val="26"/>
+          <w:szCs w:val="26"/>
+          <w:lang w:val="en-US"/>
+        </w:rPr>
+        <w:t xml:space="preserve">: </w:t>
+      </w:r>
+      <w:r>
+        <w:rPr>
+          <w:rFonts w:asciiTheme="majorHAnsi" w:hAnsiTheme="majorHAnsi" w:cstheme="majorHAnsi"/>
+          <w:sz w:val="26"/>
+          <w:szCs w:val="26"/>
+        </w:rPr>
+        <w:t>ghi nhận thông tin sản phẩm, giá trị giao dịch và thông tin thành viên trong quá trình thanh toán.</w:t>
+      </w:r>
+    </w:p>
+    <w:p>
+      <w:pPr>
+        <w:pStyle w:val="ListParagraph"/>
+        <w:numPr>
+          <w:ilvl w:val="0"/>
+          <w:numId w:val="3"/>
+        </w:numPr>
+        <w:spacing w:line="360" w:lineRule="auto"/>
+        <w:jc w:val="both"/>
+        <w:rPr>
+          <w:rFonts w:asciiTheme="majorHAnsi" w:hAnsiTheme="majorHAnsi" w:cstheme="majorHAnsi"/>
+          <w:sz w:val="26"/>
+          <w:szCs w:val="26"/>
+          <w:lang w:val="en-US"/>
+        </w:rPr>
+      </w:pPr>
+      <w:r>
+        <w:rPr>
+          <w:rFonts w:asciiTheme="majorHAnsi" w:hAnsiTheme="majorHAnsi" w:cstheme="majorHAnsi"/>
+          <w:sz w:val="26"/>
+          <w:szCs w:val="26"/>
+          <w:lang w:val="en-US"/>
+        </w:rPr>
+        <w:t>Nhân viên kho: lấy hàng, kiểm tra, đóng gói và bàn giao cho đơn vị vận chuyển.</w:t>
+      </w:r>
+    </w:p>
+    <w:p>
+      <w:pPr>
+        <w:pStyle w:val="ListParagraph"/>
+        <w:numPr>
+          <w:ilvl w:val="0"/>
+          <w:numId w:val="3"/>
+        </w:numPr>
+        <w:spacing w:line="360" w:lineRule="auto"/>
+        <w:jc w:val="both"/>
+        <w:rPr>
+          <w:rFonts w:asciiTheme="majorHAnsi" w:hAnsiTheme="majorHAnsi" w:cstheme="majorHAnsi"/>
+          <w:sz w:val="26"/>
+          <w:szCs w:val="26"/>
+          <w:lang w:val="en-US"/>
+        </w:rPr>
+      </w:pPr>
+      <w:r>
+        <w:rPr>
+          <w:rFonts w:asciiTheme="majorHAnsi" w:hAnsiTheme="majorHAnsi" w:cstheme="majorHAnsi"/>
+          <w:sz w:val="26"/>
+          <w:szCs w:val="26"/>
+          <w:lang w:val="en-US"/>
+        </w:rPr>
+        <w:t xml:space="preserve">Hệ thống </w:t>
+      </w:r>
+      <w:r>
+        <w:rPr>
+          <w:rFonts w:asciiTheme="majorHAnsi" w:hAnsiTheme="majorHAnsi" w:cstheme="majorHAnsi"/>
+          <w:sz w:val="26"/>
+          <w:szCs w:val="26"/>
+        </w:rPr>
+        <w:t>quản lý thành viên</w:t>
+      </w:r>
+      <w:r>
+        <w:rPr>
+          <w:rFonts w:asciiTheme="majorHAnsi" w:hAnsiTheme="majorHAnsi" w:cstheme="majorHAnsi"/>
+          <w:sz w:val="26"/>
+          <w:szCs w:val="26"/>
+          <w:lang w:val="en-US"/>
+        </w:rPr>
+        <w:t xml:space="preserve">: </w:t>
+      </w:r>
+      <w:r>
+        <w:rPr>
+          <w:rFonts w:asciiTheme="majorHAnsi" w:hAnsiTheme="majorHAnsi" w:cstheme="majorHAnsi"/>
+          <w:sz w:val="26"/>
+          <w:szCs w:val="26"/>
+        </w:rPr>
+        <w:t>kiểm tra thông tin đăng ký, tạo tài khoản, lưu trữ thông tin thành viên, tính điểm và cập nhật điểm tích lũy</w:t>
+      </w:r>
+      <w:r>
+        <w:rPr>
+          <w:rFonts w:asciiTheme="majorHAnsi" w:hAnsiTheme="majorHAnsi" w:cstheme="majorHAnsi"/>
+          <w:sz w:val="26"/>
+          <w:szCs w:val="26"/>
+          <w:lang w:val="en-US"/>
+        </w:rPr>
+        <w:t>.</w:t>
+      </w:r>
+    </w:p>
+    <w:p>
+      <w:pPr>
+        <w:pStyle w:val="ListParagraph"/>
+        <w:numPr>
+          <w:ilvl w:val="0"/>
+          <w:numId w:val="3"/>
+        </w:numPr>
+        <w:spacing w:line="360" w:lineRule="auto"/>
+        <w:jc w:val="both"/>
+        <w:rPr>
+          <w:rFonts w:asciiTheme="majorHAnsi" w:hAnsiTheme="majorHAnsi" w:cstheme="majorHAnsi"/>
+          <w:sz w:val="26"/>
+          <w:szCs w:val="26"/>
+          <w:lang w:val="en-US"/>
+        </w:rPr>
+      </w:pPr>
+      <w:r>
+        <w:rPr>
+          <w:rFonts w:asciiTheme="majorHAnsi" w:hAnsiTheme="majorHAnsi" w:cstheme="majorHAnsi"/>
+          <w:sz w:val="26"/>
+          <w:szCs w:val="26"/>
+        </w:rPr>
+        <w:t>Bộ phận chăm sóc khách hànghỗ trợ khách hàng khi phát sinh vấn đề liên quan đến tài khoản thành viên hoặc điểm tích lũy</w:t>
+      </w:r>
+      <w:r>
+        <w:rPr>
+          <w:rFonts w:asciiTheme="majorHAnsi" w:hAnsiTheme="majorHAnsi" w:cstheme="majorHAnsi"/>
+          <w:sz w:val="26"/>
+          <w:szCs w:val="26"/>
+          <w:lang w:val="en-US"/>
+        </w:rPr>
+        <w:t>.</w:t>
       </w:r>
     </w:p>
     <w:p>
@@ -566,10 +608,299 @@
           <w:szCs w:val="26"/>
           <w:lang w:val="en-US"/>
         </w:rPr>
-        <w:t xml:space="preserve">Các </w:t>
-      </w:r>
-      <w:proofErr w:type="spellStart"/>
-      <w:r>
+        <w:t>Các điểm quyết định và trường hợp ngoại lệ</w:t>
+      </w:r>
+    </w:p>
+    <w:p>
+      <w:pPr>
+        <w:spacing w:line="360" w:lineRule="auto"/>
+        <w:ind w:firstLine="720"/>
+        <w:jc w:val="both"/>
+        <w:rPr>
+          <w:rFonts w:asciiTheme="majorHAnsi" w:hAnsiTheme="majorHAnsi" w:cstheme="majorHAnsi"/>
+          <w:sz w:val="26"/>
+          <w:szCs w:val="26"/>
+          <w:lang w:val="en-US"/>
+        </w:rPr>
+      </w:pPr>
+      <w:r>
+        <w:rPr>
+          <w:rFonts w:asciiTheme="majorHAnsi" w:hAnsiTheme="majorHAnsi" w:cstheme="majorHAnsi"/>
+          <w:sz w:val="26"/>
+          <w:szCs w:val="26"/>
+          <w:lang w:val="en-US"/>
+        </w:rPr>
+        <w:t>Trong mô hình, các Gateway được sử dụng để xử lý các điều kiện phát sinh trong quy trình, gồm:</w:t>
+      </w:r>
+    </w:p>
+    <w:p>
+      <w:pPr>
+        <w:pStyle w:val="ListParagraph"/>
+        <w:numPr>
+          <w:ilvl w:val="0"/>
+          <w:numId w:val="4"/>
+        </w:numPr>
+        <w:spacing w:line="360" w:lineRule="auto"/>
+        <w:jc w:val="both"/>
+        <w:rPr>
+          <w:rFonts w:asciiTheme="majorHAnsi" w:hAnsiTheme="majorHAnsi" w:cstheme="majorHAnsi"/>
+          <w:sz w:val="26"/>
+          <w:szCs w:val="26"/>
+          <w:lang w:val="en-US"/>
+        </w:rPr>
+      </w:pPr>
+      <w:r>
+        <w:rPr>
+          <w:rFonts w:asciiTheme="majorHAnsi" w:hAnsiTheme="majorHAnsi" w:cstheme="majorHAnsi"/>
+          <w:sz w:val="26"/>
+          <w:szCs w:val="26"/>
+        </w:rPr>
+        <w:t>Thông tin đăng ký thành viên có hợp lệ hay không</w:t>
+      </w:r>
+      <w:r>
+        <w:rPr>
+          <w:rFonts w:asciiTheme="majorHAnsi" w:hAnsiTheme="majorHAnsi" w:cstheme="majorHAnsi"/>
+          <w:sz w:val="26"/>
+          <w:szCs w:val="26"/>
+          <w:lang w:val="en-US"/>
+        </w:rPr>
+        <w:t>.</w:t>
+      </w:r>
+    </w:p>
+    <w:p>
+      <w:pPr>
+        <w:pStyle w:val="ListParagraph"/>
+        <w:numPr>
+          <w:ilvl w:val="0"/>
+          <w:numId w:val="4"/>
+        </w:numPr>
+        <w:spacing w:line="360" w:lineRule="auto"/>
+        <w:jc w:val="both"/>
+        <w:rPr>
+          <w:rFonts w:asciiTheme="majorHAnsi" w:hAnsiTheme="majorHAnsi" w:cstheme="majorHAnsi"/>
+          <w:sz w:val="26"/>
+          <w:szCs w:val="26"/>
+          <w:lang w:val="en-US"/>
+        </w:rPr>
+      </w:pPr>
+      <w:r>
+        <w:rPr>
+          <w:rFonts w:asciiTheme="majorHAnsi" w:hAnsiTheme="majorHAnsi" w:cstheme="majorHAnsi"/>
+          <w:sz w:val="26"/>
+          <w:szCs w:val="26"/>
+        </w:rPr>
+        <w:t>Thông tin khách hàng đã tồn tại trên hệ thống hay chưa</w:t>
+      </w:r>
+      <w:r>
+        <w:rPr>
+          <w:rFonts w:asciiTheme="majorHAnsi" w:hAnsiTheme="majorHAnsi" w:cstheme="majorHAnsi"/>
+          <w:sz w:val="26"/>
+          <w:szCs w:val="26"/>
+          <w:lang w:val="en-US"/>
+        </w:rPr>
+        <w:t>.</w:t>
+      </w:r>
+    </w:p>
+    <w:p>
+      <w:pPr>
+        <w:pStyle w:val="ListParagraph"/>
+        <w:numPr>
+          <w:ilvl w:val="0"/>
+          <w:numId w:val="4"/>
+        </w:numPr>
+        <w:spacing w:line="360" w:lineRule="auto"/>
+        <w:jc w:val="both"/>
+        <w:rPr>
+          <w:rFonts w:asciiTheme="majorHAnsi" w:hAnsiTheme="majorHAnsi" w:cstheme="majorHAnsi"/>
+          <w:sz w:val="26"/>
+          <w:szCs w:val="26"/>
+          <w:lang w:val="en-US"/>
+        </w:rPr>
+      </w:pPr>
+      <w:r>
+        <w:rPr>
+          <w:rFonts w:asciiTheme="majorHAnsi" w:hAnsiTheme="majorHAnsi" w:cstheme="majorHAnsi"/>
+          <w:sz w:val="26"/>
+          <w:szCs w:val="26"/>
+        </w:rPr>
+        <w:t>Khách hàng có tài khoản thành viên hay chưa</w:t>
+      </w:r>
+      <w:r>
+        <w:rPr>
+          <w:rFonts w:asciiTheme="majorHAnsi" w:hAnsiTheme="majorHAnsi" w:cstheme="majorHAnsi"/>
+          <w:sz w:val="26"/>
+          <w:szCs w:val="26"/>
+          <w:lang w:val="en-US"/>
+        </w:rPr>
+        <w:t>.</w:t>
+      </w:r>
+    </w:p>
+    <w:p>
+      <w:pPr>
+        <w:pStyle w:val="ListParagraph"/>
+        <w:numPr>
+          <w:ilvl w:val="0"/>
+          <w:numId w:val="4"/>
+        </w:numPr>
+        <w:spacing w:line="360" w:lineRule="auto"/>
+        <w:jc w:val="both"/>
+        <w:rPr>
+          <w:rFonts w:asciiTheme="majorHAnsi" w:hAnsiTheme="majorHAnsi" w:cstheme="majorHAnsi"/>
+          <w:sz w:val="26"/>
+          <w:szCs w:val="26"/>
+          <w:lang w:val="en-US"/>
+        </w:rPr>
+      </w:pPr>
+      <w:r>
+        <w:rPr>
+          <w:rFonts w:asciiTheme="majorHAnsi" w:hAnsiTheme="majorHAnsi" w:cstheme="majorHAnsi"/>
+          <w:sz w:val="26"/>
+          <w:szCs w:val="26"/>
+        </w:rPr>
+        <w:t>Giao dịch mua hàng có được ghi nhận thành công hay không</w:t>
+      </w:r>
+      <w:r>
+        <w:rPr>
+          <w:rFonts w:asciiTheme="majorHAnsi" w:hAnsiTheme="majorHAnsi" w:cstheme="majorHAnsi"/>
+          <w:sz w:val="26"/>
+          <w:szCs w:val="26"/>
+          <w:lang w:val="en-US"/>
+        </w:rPr>
+        <w:t>.</w:t>
+      </w:r>
+    </w:p>
+    <w:p>
+      <w:pPr>
+        <w:pStyle w:val="ListParagraph"/>
+        <w:numPr>
+          <w:ilvl w:val="0"/>
+          <w:numId w:val="4"/>
+        </w:numPr>
+        <w:spacing w:line="360" w:lineRule="auto"/>
+        <w:jc w:val="both"/>
+        <w:rPr>
+          <w:rFonts w:asciiTheme="majorHAnsi" w:hAnsiTheme="majorHAnsi" w:cstheme="majorHAnsi"/>
+          <w:sz w:val="26"/>
+          <w:szCs w:val="26"/>
+          <w:lang w:val="en-US"/>
+        </w:rPr>
+      </w:pPr>
+      <w:r>
+        <w:rPr>
+          <w:rFonts w:asciiTheme="majorHAnsi" w:hAnsiTheme="majorHAnsi" w:cstheme="majorHAnsi"/>
+          <w:sz w:val="26"/>
+          <w:szCs w:val="26"/>
+        </w:rPr>
+        <w:t>Giao dịch có đủ điều kiện để tích điểm hay không</w:t>
+      </w:r>
+      <w:r>
+        <w:rPr>
+          <w:rFonts w:asciiTheme="majorHAnsi" w:hAnsiTheme="majorHAnsi" w:cstheme="majorHAnsi"/>
+          <w:sz w:val="26"/>
+          <w:szCs w:val="26"/>
+          <w:lang w:val="en-US"/>
+        </w:rPr>
+        <w:t>.</w:t>
+      </w:r>
+    </w:p>
+    <w:p>
+      <w:pPr>
+        <w:pStyle w:val="ListParagraph"/>
+        <w:numPr>
+          <w:ilvl w:val="0"/>
+          <w:numId w:val="4"/>
+        </w:numPr>
+        <w:spacing w:line="360" w:lineRule="auto"/>
+        <w:jc w:val="both"/>
+        <w:rPr>
+          <w:rFonts w:asciiTheme="majorHAnsi" w:hAnsiTheme="majorHAnsi" w:cstheme="majorHAnsi"/>
+          <w:sz w:val="26"/>
+          <w:szCs w:val="26"/>
+          <w:lang w:val="en-US"/>
+        </w:rPr>
+      </w:pPr>
+      <w:r>
+        <w:rPr>
+          <w:rFonts w:asciiTheme="majorHAnsi" w:hAnsiTheme="majorHAnsi" w:cstheme="majorHAnsi"/>
+          <w:sz w:val="26"/>
+          <w:szCs w:val="26"/>
+        </w:rPr>
+        <w:t>Điểm tích lũy có được cập nhật thành công hay không</w:t>
+      </w:r>
+      <w:r>
+        <w:rPr>
+          <w:rFonts w:asciiTheme="majorHAnsi" w:hAnsiTheme="majorHAnsi" w:cstheme="majorHAnsi"/>
+          <w:sz w:val="26"/>
+          <w:szCs w:val="26"/>
+          <w:lang w:val="en-US"/>
+        </w:rPr>
+        <w:t>.</w:t>
+      </w:r>
+    </w:p>
+    <w:p>
+      <w:pPr>
+        <w:pStyle w:val="ListParagraph"/>
+        <w:numPr>
+          <w:ilvl w:val="0"/>
+          <w:numId w:val="4"/>
+        </w:numPr>
+        <w:spacing w:line="360" w:lineRule="auto"/>
+        <w:jc w:val="both"/>
+        <w:rPr>
+          <w:rFonts w:asciiTheme="majorHAnsi" w:hAnsiTheme="majorHAnsi" w:cstheme="majorHAnsi"/>
+          <w:sz w:val="26"/>
+          <w:szCs w:val="26"/>
+          <w:lang w:val="en-US"/>
+        </w:rPr>
+      </w:pPr>
+      <w:r>
+        <w:rPr>
+          <w:rFonts w:asciiTheme="majorHAnsi" w:hAnsiTheme="majorHAnsi" w:cstheme="majorHAnsi"/>
+          <w:sz w:val="26"/>
+          <w:szCs w:val="26"/>
+        </w:rPr>
+        <w:t>Khách hàng có đủ điều kiện sử dụng quyền lợi thành viên hay không</w:t>
+      </w:r>
+      <w:r>
+        <w:rPr>
+          <w:rFonts w:asciiTheme="majorHAnsi" w:hAnsiTheme="majorHAnsi" w:cstheme="majorHAnsi"/>
+          <w:sz w:val="26"/>
+          <w:szCs w:val="26"/>
+          <w:lang w:val="en-US"/>
+        </w:rPr>
+        <w:t>.</w:t>
+      </w:r>
+    </w:p>
+    <w:p>
+      <w:pPr>
+        <w:spacing w:line="360" w:lineRule="auto"/>
+        <w:ind w:firstLine="720"/>
+        <w:jc w:val="both"/>
+        <w:rPr>
+          <w:rFonts w:asciiTheme="majorHAnsi" w:hAnsiTheme="majorHAnsi" w:cstheme="majorHAnsi"/>
+          <w:sz w:val="26"/>
+          <w:szCs w:val="26"/>
+          <w:lang w:val="en-US"/>
+        </w:rPr>
+      </w:pPr>
+      <w:r>
+        <w:rPr>
+          <w:rFonts w:asciiTheme="majorHAnsi" w:hAnsiTheme="majorHAnsi" w:cstheme="majorHAnsi"/>
+          <w:sz w:val="26"/>
+          <w:szCs w:val="26"/>
+        </w:rPr>
+        <w:t>Các trường hợp như thông tin đăng ký không hợp lệ, tài khoản đã tồn tại, giao dịch không thành công hoặc giao dịch không đủ điều kiện tích điểm được thể hiện bằng các nhánh xử lý riêng trong mô hình.</w:t>
+      </w:r>
+    </w:p>
+    <w:p>
+      <w:pPr>
+        <w:pStyle w:val="ListParagraph"/>
+        <w:numPr>
+          <w:ilvl w:val="0"/>
+          <w:numId w:val="2"/>
+        </w:numPr>
+        <w:spacing w:line="360" w:lineRule="auto"/>
+        <w:jc w:val="both"/>
         <w:rPr>
           <w:rFonts w:asciiTheme="majorHAnsi" w:hAnsiTheme="majorHAnsi" w:cstheme="majorHAnsi"/>
           <w:b/>
@@ -578,9 +909,7 @@
           <w:szCs w:val="26"/>
           <w:lang w:val="en-US"/>
         </w:rPr>
-        <w:t>luồng</w:t>
-      </w:r>
-      <w:proofErr w:type="spellEnd"/>
+      </w:pPr>
       <w:r>
         <w:rPr>
           <w:rFonts w:asciiTheme="majorHAnsi" w:hAnsiTheme="majorHAnsi" w:cstheme="majorHAnsi"/>
@@ -590,21 +919,76 @@
           <w:szCs w:val="26"/>
           <w:lang w:val="en-US"/>
         </w:rPr>
-        <w:t xml:space="preserve"> </w:t>
-      </w:r>
-      <w:proofErr w:type="spellStart"/>
-      <w:r>
+        <w:t>Kết quả mô hình hóa</w:t>
+      </w:r>
+    </w:p>
+    <w:p>
+      <w:pPr>
+        <w:spacing w:line="360" w:lineRule="auto"/>
+        <w:ind w:firstLine="720"/>
+        <w:jc w:val="both"/>
+        <w:rPr>
+          <w:rFonts w:asciiTheme="majorHAnsi" w:hAnsiTheme="majorHAnsi" w:cstheme="majorHAnsi"/>
+          <w:sz w:val="26"/>
+          <w:szCs w:val="26"/>
+          <w:lang w:val="en-US"/>
+        </w:rPr>
+      </w:pPr>
+      <w:r>
+        <w:rPr>
+          <w:rFonts w:asciiTheme="majorHAnsi" w:hAnsiTheme="majorHAnsi" w:cstheme="majorHAnsi"/>
+          <w:sz w:val="26"/>
+          <w:szCs w:val="26"/>
+        </w:rPr>
+        <w:t>Mô hình BPMN giúp thể hiện trực quan trình tự xử lý đăng ký và quản lý thành viên, trách nhiệm của từng bên và sự trao đổi thông tin giữa khách hàng, nhân viên và các hệ thống của FAHASA.</w:t>
+      </w:r>
+    </w:p>
+    <w:p>
+      <w:pPr>
+        <w:spacing w:line="360" w:lineRule="auto"/>
+        <w:ind w:firstLine="720"/>
+        <w:jc w:val="both"/>
+        <w:rPr>
+          <w:rFonts w:asciiTheme="majorHAnsi" w:hAnsiTheme="majorHAnsi" w:cstheme="majorHAnsi"/>
+          <w:sz w:val="26"/>
+          <w:szCs w:val="26"/>
+        </w:rPr>
+      </w:pPr>
+      <w:r>
+        <w:rPr>
+          <w:rFonts w:asciiTheme="majorHAnsi" w:hAnsiTheme="majorHAnsi" w:cstheme="majorHAnsi"/>
+          <w:sz w:val="26"/>
+          <w:szCs w:val="26"/>
+        </w:rPr>
+        <w:t xml:space="preserve">Thông qua mô hình, có thể theo dõi luồng xử lý từ lúc khách hàng đăng ký thành viên đến khi giao dịch được ghi nhận và điểm tích lũy được cập nhật. Đồng thời, mô </w:t>
+      </w:r>
+      <w:r>
+        <w:rPr>
+          <w:rFonts w:asciiTheme="majorHAnsi" w:hAnsiTheme="majorHAnsi" w:cstheme="majorHAnsi"/>
+          <w:sz w:val="26"/>
+          <w:szCs w:val="26"/>
+        </w:rPr>
+        <w:lastRenderedPageBreak/>
+        <w:t>hình thể hiện rõ các điểm quyết định liên quan đến thông tin tài khoản, giao dịch và điều kiện tích điểm.</w:t>
+      </w:r>
+    </w:p>
+    <w:p>
+      <w:pPr>
+        <w:pStyle w:val="ListParagraph"/>
+        <w:numPr>
+          <w:ilvl w:val="0"/>
+          <w:numId w:val="1"/>
+        </w:numPr>
+        <w:spacing w:line="360" w:lineRule="auto"/>
+        <w:jc w:val="both"/>
         <w:rPr>
           <w:rFonts w:asciiTheme="majorHAnsi" w:hAnsiTheme="majorHAnsi" w:cstheme="majorHAnsi"/>
           <w:b/>
           <w:bCs/>
           <w:sz w:val="26"/>
           <w:szCs w:val="26"/>
-          <w:lang w:val="en-US"/>
-        </w:rPr>
-        <w:t>xử</w:t>
-      </w:r>
-      <w:proofErr w:type="spellEnd"/>
+        </w:rPr>
+      </w:pPr>
       <w:r>
         <w:rPr>
           <w:rFonts w:asciiTheme="majorHAnsi" w:hAnsiTheme="majorHAnsi" w:cstheme="majorHAnsi"/>
@@ -612,11 +996,9 @@
           <w:bCs/>
           <w:sz w:val="26"/>
           <w:szCs w:val="26"/>
-          <w:lang w:val="en-US"/>
-        </w:rPr>
-        <w:t xml:space="preserve"> </w:t>
-      </w:r>
-      <w:proofErr w:type="spellStart"/>
+        </w:rPr>
+        <w:t xml:space="preserve">Mô hình hóa quy trình </w:t>
+      </w:r>
       <w:r>
         <w:rPr>
           <w:rFonts w:asciiTheme="majorHAnsi" w:hAnsiTheme="majorHAnsi" w:cstheme="majorHAnsi"/>
@@ -624,23 +1006,27 @@
           <w:bCs/>
           <w:sz w:val="26"/>
           <w:szCs w:val="26"/>
-          <w:lang w:val="en-US"/>
-        </w:rPr>
-        <w:t>lý</w:t>
-      </w:r>
-      <w:proofErr w:type="spellEnd"/>
-      <w:r>
+        </w:rPr>
+        <w:t>quản lý và xử lý khiếu nại khách hàng tại FAHASA</w:t>
+      </w:r>
+    </w:p>
+    <w:p>
+      <w:pPr>
+        <w:pStyle w:val="ListParagraph"/>
+        <w:numPr>
+          <w:ilvl w:val="2"/>
+          <w:numId w:val="11"/>
+        </w:numPr>
+        <w:spacing w:line="360" w:lineRule="auto"/>
+        <w:jc w:val="both"/>
         <w:rPr>
           <w:rFonts w:asciiTheme="majorHAnsi" w:hAnsiTheme="majorHAnsi" w:cstheme="majorHAnsi"/>
           <w:b/>
           <w:bCs/>
           <w:sz w:val="26"/>
           <w:szCs w:val="26"/>
-          <w:lang w:val="en-US"/>
-        </w:rPr>
-        <w:t xml:space="preserve"> </w:t>
-      </w:r>
-      <w:proofErr w:type="spellStart"/>
+        </w:rPr>
+      </w:pPr>
       <w:r>
         <w:rPr>
           <w:rFonts w:asciiTheme="majorHAnsi" w:hAnsiTheme="majorHAnsi" w:cstheme="majorHAnsi"/>
@@ -648,11 +1034,9 @@
           <w:bCs/>
           <w:sz w:val="26"/>
           <w:szCs w:val="26"/>
-          <w:lang w:val="en-US"/>
-        </w:rPr>
-        <w:t>chính</w:t>
-      </w:r>
-      <w:proofErr w:type="spellEnd"/>
+        </w:rPr>
+        <w:t>Xây dựng mô hình quy trình</w:t>
+      </w:r>
     </w:p>
     <w:p>
       <w:pPr>
@@ -663,1021 +1047,16 @@
           <w:rFonts w:asciiTheme="majorHAnsi" w:hAnsiTheme="majorHAnsi" w:cstheme="majorHAnsi"/>
           <w:sz w:val="26"/>
           <w:szCs w:val="26"/>
-          <w:lang w:val="en-US"/>
-        </w:rPr>
-      </w:pPr>
-      <w:r>
-        <w:rPr>
-          <w:rFonts w:asciiTheme="majorHAnsi" w:hAnsiTheme="majorHAnsi" w:cstheme="majorHAnsi"/>
-          <w:sz w:val="26"/>
-          <w:szCs w:val="26"/>
-          <w:lang w:val="en-US"/>
-        </w:rPr>
-        <w:t xml:space="preserve">Quy </w:t>
-      </w:r>
-      <w:proofErr w:type="spellStart"/>
-      <w:r>
-        <w:rPr>
-          <w:rFonts w:asciiTheme="majorHAnsi" w:hAnsiTheme="majorHAnsi" w:cstheme="majorHAnsi"/>
-          <w:sz w:val="26"/>
-          <w:szCs w:val="26"/>
-          <w:lang w:val="en-US"/>
-        </w:rPr>
-        <w:t>trình</w:t>
-      </w:r>
-      <w:proofErr w:type="spellEnd"/>
-      <w:r>
-        <w:rPr>
-          <w:rFonts w:asciiTheme="majorHAnsi" w:hAnsiTheme="majorHAnsi" w:cstheme="majorHAnsi"/>
-          <w:sz w:val="26"/>
-          <w:szCs w:val="26"/>
-          <w:lang w:val="en-US"/>
-        </w:rPr>
-        <w:t xml:space="preserve"> </w:t>
-      </w:r>
-      <w:proofErr w:type="spellStart"/>
-      <w:r>
-        <w:rPr>
-          <w:rFonts w:asciiTheme="majorHAnsi" w:hAnsiTheme="majorHAnsi" w:cstheme="majorHAnsi"/>
-          <w:sz w:val="26"/>
-          <w:szCs w:val="26"/>
-          <w:lang w:val="en-US"/>
-        </w:rPr>
-        <w:t>được</w:t>
-      </w:r>
-      <w:proofErr w:type="spellEnd"/>
-      <w:r>
-        <w:rPr>
-          <w:rFonts w:asciiTheme="majorHAnsi" w:hAnsiTheme="majorHAnsi" w:cstheme="majorHAnsi"/>
-          <w:sz w:val="26"/>
-          <w:szCs w:val="26"/>
-          <w:lang w:val="en-US"/>
-        </w:rPr>
-        <w:t xml:space="preserve"> chia </w:t>
-      </w:r>
-      <w:proofErr w:type="spellStart"/>
-      <w:r>
-        <w:rPr>
-          <w:rFonts w:asciiTheme="majorHAnsi" w:hAnsiTheme="majorHAnsi" w:cstheme="majorHAnsi"/>
-          <w:sz w:val="26"/>
-          <w:szCs w:val="26"/>
-          <w:lang w:val="en-US"/>
-        </w:rPr>
-        <w:t>thành</w:t>
-      </w:r>
-      <w:proofErr w:type="spellEnd"/>
-      <w:r>
-        <w:rPr>
-          <w:rFonts w:asciiTheme="majorHAnsi" w:hAnsiTheme="majorHAnsi" w:cstheme="majorHAnsi"/>
-          <w:sz w:val="26"/>
-          <w:szCs w:val="26"/>
-          <w:lang w:val="en-US"/>
-        </w:rPr>
-        <w:t xml:space="preserve"> </w:t>
-      </w:r>
-      <w:proofErr w:type="spellStart"/>
-      <w:r>
-        <w:rPr>
-          <w:rFonts w:asciiTheme="majorHAnsi" w:hAnsiTheme="majorHAnsi" w:cstheme="majorHAnsi"/>
-          <w:sz w:val="26"/>
-          <w:szCs w:val="26"/>
-          <w:lang w:val="en-US"/>
-        </w:rPr>
-        <w:t>các</w:t>
-      </w:r>
-      <w:proofErr w:type="spellEnd"/>
-      <w:r>
-        <w:rPr>
-          <w:rFonts w:asciiTheme="majorHAnsi" w:hAnsiTheme="majorHAnsi" w:cstheme="majorHAnsi"/>
-          <w:sz w:val="26"/>
-          <w:szCs w:val="26"/>
-          <w:lang w:val="en-US"/>
-        </w:rPr>
-        <w:t xml:space="preserve"> </w:t>
-      </w:r>
-      <w:proofErr w:type="spellStart"/>
-      <w:r>
-        <w:rPr>
-          <w:rFonts w:asciiTheme="majorHAnsi" w:hAnsiTheme="majorHAnsi" w:cstheme="majorHAnsi"/>
-          <w:sz w:val="26"/>
-          <w:szCs w:val="26"/>
-          <w:lang w:val="en-US"/>
-        </w:rPr>
-        <w:t>nhóm</w:t>
-      </w:r>
-      <w:proofErr w:type="spellEnd"/>
-      <w:r>
-        <w:rPr>
-          <w:rFonts w:asciiTheme="majorHAnsi" w:hAnsiTheme="majorHAnsi" w:cstheme="majorHAnsi"/>
-          <w:sz w:val="26"/>
-          <w:szCs w:val="26"/>
-          <w:lang w:val="en-US"/>
-        </w:rPr>
-        <w:t xml:space="preserve"> </w:t>
-      </w:r>
-      <w:proofErr w:type="spellStart"/>
-      <w:r>
-        <w:rPr>
-          <w:rFonts w:asciiTheme="majorHAnsi" w:hAnsiTheme="majorHAnsi" w:cstheme="majorHAnsi"/>
-          <w:sz w:val="26"/>
-          <w:szCs w:val="26"/>
-          <w:lang w:val="en-US"/>
-        </w:rPr>
-        <w:t>xử</w:t>
-      </w:r>
-      <w:proofErr w:type="spellEnd"/>
-      <w:r>
-        <w:rPr>
-          <w:rFonts w:asciiTheme="majorHAnsi" w:hAnsiTheme="majorHAnsi" w:cstheme="majorHAnsi"/>
-          <w:sz w:val="26"/>
-          <w:szCs w:val="26"/>
-          <w:lang w:val="en-US"/>
-        </w:rPr>
-        <w:t xml:space="preserve"> </w:t>
-      </w:r>
-      <w:proofErr w:type="spellStart"/>
-      <w:r>
-        <w:rPr>
-          <w:rFonts w:asciiTheme="majorHAnsi" w:hAnsiTheme="majorHAnsi" w:cstheme="majorHAnsi"/>
-          <w:sz w:val="26"/>
-          <w:szCs w:val="26"/>
-          <w:lang w:val="en-US"/>
-        </w:rPr>
-        <w:t>lý</w:t>
-      </w:r>
-      <w:proofErr w:type="spellEnd"/>
-      <w:r>
-        <w:rPr>
-          <w:rFonts w:asciiTheme="majorHAnsi" w:hAnsiTheme="majorHAnsi" w:cstheme="majorHAnsi"/>
-          <w:sz w:val="26"/>
-          <w:szCs w:val="26"/>
-          <w:lang w:val="en-US"/>
-        </w:rPr>
-        <w:t xml:space="preserve"> </w:t>
-      </w:r>
-      <w:proofErr w:type="spellStart"/>
-      <w:r>
-        <w:rPr>
-          <w:rFonts w:asciiTheme="majorHAnsi" w:hAnsiTheme="majorHAnsi" w:cstheme="majorHAnsi"/>
-          <w:sz w:val="26"/>
-          <w:szCs w:val="26"/>
-          <w:lang w:val="en-US"/>
-        </w:rPr>
-        <w:t>chính</w:t>
-      </w:r>
-      <w:proofErr w:type="spellEnd"/>
-      <w:r>
-        <w:rPr>
-          <w:rFonts w:asciiTheme="majorHAnsi" w:hAnsiTheme="majorHAnsi" w:cstheme="majorHAnsi"/>
-          <w:sz w:val="26"/>
-          <w:szCs w:val="26"/>
-          <w:lang w:val="en-US"/>
-        </w:rPr>
-        <w:t>:</w:t>
-      </w:r>
-    </w:p>
-    <w:p>
-      <w:pPr>
-        <w:pStyle w:val="ListParagraph"/>
-        <w:numPr>
-          <w:ilvl w:val="0"/>
-          <w:numId w:val="3"/>
-        </w:numPr>
-        <w:spacing w:line="360" w:lineRule="auto"/>
-        <w:jc w:val="both"/>
-        <w:rPr>
-          <w:rFonts w:asciiTheme="majorHAnsi" w:hAnsiTheme="majorHAnsi" w:cstheme="majorHAnsi"/>
-          <w:sz w:val="26"/>
-          <w:szCs w:val="26"/>
-          <w:lang w:val="en-US"/>
-        </w:rPr>
-      </w:pPr>
-      <w:proofErr w:type="spellStart"/>
-      <w:r>
-        <w:rPr>
-          <w:rFonts w:asciiTheme="majorHAnsi" w:hAnsiTheme="majorHAnsi" w:cstheme="majorHAnsi"/>
-          <w:sz w:val="26"/>
-          <w:szCs w:val="26"/>
-          <w:lang w:val="en-US"/>
-        </w:rPr>
-        <w:t>Khách</w:t>
-      </w:r>
-      <w:proofErr w:type="spellEnd"/>
-      <w:r>
-        <w:rPr>
-          <w:rFonts w:asciiTheme="majorHAnsi" w:hAnsiTheme="majorHAnsi" w:cstheme="majorHAnsi"/>
-          <w:sz w:val="26"/>
-          <w:szCs w:val="26"/>
-          <w:lang w:val="en-US"/>
-        </w:rPr>
-        <w:t xml:space="preserve"> </w:t>
-      </w:r>
-      <w:proofErr w:type="spellStart"/>
-      <w:r>
-        <w:rPr>
-          <w:rFonts w:asciiTheme="majorHAnsi" w:hAnsiTheme="majorHAnsi" w:cstheme="majorHAnsi"/>
-          <w:sz w:val="26"/>
-          <w:szCs w:val="26"/>
-          <w:lang w:val="en-US"/>
-        </w:rPr>
-        <w:t>hàng</w:t>
-      </w:r>
-      <w:proofErr w:type="spellEnd"/>
-      <w:r>
-        <w:rPr>
-          <w:rFonts w:asciiTheme="majorHAnsi" w:hAnsiTheme="majorHAnsi" w:cstheme="majorHAnsi"/>
-          <w:sz w:val="26"/>
-          <w:szCs w:val="26"/>
-          <w:lang w:val="en-US"/>
-        </w:rPr>
-        <w:t xml:space="preserve">: </w:t>
-      </w:r>
-      <w:r>
-        <w:rPr>
-          <w:rFonts w:asciiTheme="majorHAnsi" w:hAnsiTheme="majorHAnsi" w:cstheme="majorHAnsi"/>
-          <w:sz w:val="26"/>
-          <w:szCs w:val="26"/>
-        </w:rPr>
-        <w:t>cung cấp thông tin đăng ký thành viên, sử dụng tài khoản khi mua hàng, kiểm tra điểm tích lũy và sử dụng các quyền lợi thành viên.</w:t>
-      </w:r>
-    </w:p>
-    <w:p>
-      <w:pPr>
-        <w:pStyle w:val="ListParagraph"/>
-        <w:numPr>
-          <w:ilvl w:val="0"/>
-          <w:numId w:val="3"/>
-        </w:numPr>
-        <w:spacing w:line="360" w:lineRule="auto"/>
-        <w:jc w:val="both"/>
-        <w:rPr>
-          <w:rFonts w:asciiTheme="majorHAnsi" w:hAnsiTheme="majorHAnsi" w:cstheme="majorHAnsi"/>
-          <w:sz w:val="26"/>
-          <w:szCs w:val="26"/>
-          <w:lang w:val="en-US"/>
-        </w:rPr>
-      </w:pPr>
-      <w:r>
-        <w:rPr>
-          <w:rFonts w:asciiTheme="majorHAnsi" w:hAnsiTheme="majorHAnsi" w:cstheme="majorHAnsi"/>
-          <w:sz w:val="26"/>
-          <w:szCs w:val="26"/>
-        </w:rPr>
-        <w:lastRenderedPageBreak/>
-        <w:t>Nhân viên bán hàng/Thu ngân</w:t>
-      </w:r>
-      <w:r>
-        <w:rPr>
-          <w:rFonts w:asciiTheme="majorHAnsi" w:hAnsiTheme="majorHAnsi" w:cstheme="majorHAnsi"/>
-          <w:sz w:val="26"/>
-          <w:szCs w:val="26"/>
-          <w:lang w:val="en-US"/>
-        </w:rPr>
-        <w:t xml:space="preserve">: </w:t>
-      </w:r>
-      <w:r>
-        <w:rPr>
-          <w:rFonts w:asciiTheme="majorHAnsi" w:hAnsiTheme="majorHAnsi" w:cstheme="majorHAnsi"/>
-          <w:sz w:val="26"/>
-          <w:szCs w:val="26"/>
-        </w:rPr>
-        <w:t>hỗ trợ khách hàng đăng ký thành viên, xác nhận thông tin tài khoản và liên kết tài khoản thành viên với giao dịch mua hàng.</w:t>
-      </w:r>
-    </w:p>
-    <w:p>
-      <w:pPr>
-        <w:pStyle w:val="ListParagraph"/>
-        <w:numPr>
-          <w:ilvl w:val="0"/>
-          <w:numId w:val="3"/>
-        </w:numPr>
-        <w:spacing w:line="360" w:lineRule="auto"/>
-        <w:jc w:val="both"/>
-        <w:rPr>
-          <w:rFonts w:asciiTheme="majorHAnsi" w:hAnsiTheme="majorHAnsi" w:cstheme="majorHAnsi"/>
-          <w:sz w:val="26"/>
-          <w:szCs w:val="26"/>
-          <w:lang w:val="en-US"/>
-        </w:rPr>
-      </w:pPr>
-      <w:r>
-        <w:rPr>
-          <w:rFonts w:asciiTheme="majorHAnsi" w:hAnsiTheme="majorHAnsi" w:cstheme="majorHAnsi"/>
-          <w:sz w:val="26"/>
-          <w:szCs w:val="26"/>
-        </w:rPr>
-        <w:t>Hệ thống bán hàng (POS)</w:t>
-      </w:r>
-      <w:r>
-        <w:rPr>
-          <w:rFonts w:asciiTheme="majorHAnsi" w:hAnsiTheme="majorHAnsi" w:cstheme="majorHAnsi"/>
-          <w:sz w:val="26"/>
-          <w:szCs w:val="26"/>
-          <w:lang w:val="en-US"/>
-        </w:rPr>
-        <w:t xml:space="preserve">: </w:t>
-      </w:r>
-      <w:r>
-        <w:rPr>
-          <w:rFonts w:asciiTheme="majorHAnsi" w:hAnsiTheme="majorHAnsi" w:cstheme="majorHAnsi"/>
-          <w:sz w:val="26"/>
-          <w:szCs w:val="26"/>
-        </w:rPr>
-        <w:t>ghi nhận thông tin sản phẩm, giá trị giao dịch và thông tin thành viên trong quá trình thanh toán.</w:t>
-      </w:r>
-    </w:p>
-    <w:p>
-      <w:pPr>
-        <w:pStyle w:val="ListParagraph"/>
-        <w:numPr>
-          <w:ilvl w:val="0"/>
-          <w:numId w:val="3"/>
-        </w:numPr>
-        <w:spacing w:line="360" w:lineRule="auto"/>
-        <w:jc w:val="both"/>
-        <w:rPr>
-          <w:rFonts w:asciiTheme="majorHAnsi" w:hAnsiTheme="majorHAnsi" w:cstheme="majorHAnsi"/>
-          <w:sz w:val="26"/>
-          <w:szCs w:val="26"/>
-          <w:lang w:val="en-US"/>
-        </w:rPr>
-      </w:pPr>
-      <w:proofErr w:type="spellStart"/>
-      <w:r>
-        <w:rPr>
-          <w:rFonts w:asciiTheme="majorHAnsi" w:hAnsiTheme="majorHAnsi" w:cstheme="majorHAnsi"/>
-          <w:sz w:val="26"/>
-          <w:szCs w:val="26"/>
-          <w:lang w:val="en-US"/>
-        </w:rPr>
-        <w:t>Nhân</w:t>
-      </w:r>
-      <w:proofErr w:type="spellEnd"/>
-      <w:r>
-        <w:rPr>
-          <w:rFonts w:asciiTheme="majorHAnsi" w:hAnsiTheme="majorHAnsi" w:cstheme="majorHAnsi"/>
-          <w:sz w:val="26"/>
-          <w:szCs w:val="26"/>
-          <w:lang w:val="en-US"/>
-        </w:rPr>
-        <w:t xml:space="preserve"> </w:t>
-      </w:r>
-      <w:proofErr w:type="spellStart"/>
-      <w:r>
-        <w:rPr>
-          <w:rFonts w:asciiTheme="majorHAnsi" w:hAnsiTheme="majorHAnsi" w:cstheme="majorHAnsi"/>
-          <w:sz w:val="26"/>
-          <w:szCs w:val="26"/>
-          <w:lang w:val="en-US"/>
-        </w:rPr>
-        <w:t>viên</w:t>
-      </w:r>
-      <w:proofErr w:type="spellEnd"/>
-      <w:r>
-        <w:rPr>
-          <w:rFonts w:asciiTheme="majorHAnsi" w:hAnsiTheme="majorHAnsi" w:cstheme="majorHAnsi"/>
-          <w:sz w:val="26"/>
-          <w:szCs w:val="26"/>
-          <w:lang w:val="en-US"/>
-        </w:rPr>
-        <w:t xml:space="preserve"> </w:t>
-      </w:r>
-      <w:proofErr w:type="spellStart"/>
-      <w:r>
-        <w:rPr>
-          <w:rFonts w:asciiTheme="majorHAnsi" w:hAnsiTheme="majorHAnsi" w:cstheme="majorHAnsi"/>
-          <w:sz w:val="26"/>
-          <w:szCs w:val="26"/>
-          <w:lang w:val="en-US"/>
-        </w:rPr>
-        <w:t>kho</w:t>
-      </w:r>
-      <w:proofErr w:type="spellEnd"/>
-      <w:r>
-        <w:rPr>
-          <w:rFonts w:asciiTheme="majorHAnsi" w:hAnsiTheme="majorHAnsi" w:cstheme="majorHAnsi"/>
-          <w:sz w:val="26"/>
-          <w:szCs w:val="26"/>
-          <w:lang w:val="en-US"/>
-        </w:rPr>
-        <w:t xml:space="preserve">: </w:t>
-      </w:r>
-      <w:proofErr w:type="spellStart"/>
-      <w:r>
-        <w:rPr>
-          <w:rFonts w:asciiTheme="majorHAnsi" w:hAnsiTheme="majorHAnsi" w:cstheme="majorHAnsi"/>
-          <w:sz w:val="26"/>
-          <w:szCs w:val="26"/>
-          <w:lang w:val="en-US"/>
-        </w:rPr>
-        <w:t>lấy</w:t>
-      </w:r>
-      <w:proofErr w:type="spellEnd"/>
-      <w:r>
-        <w:rPr>
-          <w:rFonts w:asciiTheme="majorHAnsi" w:hAnsiTheme="majorHAnsi" w:cstheme="majorHAnsi"/>
-          <w:sz w:val="26"/>
-          <w:szCs w:val="26"/>
-          <w:lang w:val="en-US"/>
-        </w:rPr>
-        <w:t xml:space="preserve"> </w:t>
-      </w:r>
-      <w:proofErr w:type="spellStart"/>
-      <w:r>
-        <w:rPr>
-          <w:rFonts w:asciiTheme="majorHAnsi" w:hAnsiTheme="majorHAnsi" w:cstheme="majorHAnsi"/>
-          <w:sz w:val="26"/>
-          <w:szCs w:val="26"/>
-          <w:lang w:val="en-US"/>
-        </w:rPr>
-        <w:t>hàng</w:t>
-      </w:r>
-      <w:proofErr w:type="spellEnd"/>
-      <w:r>
-        <w:rPr>
-          <w:rFonts w:asciiTheme="majorHAnsi" w:hAnsiTheme="majorHAnsi" w:cstheme="majorHAnsi"/>
-          <w:sz w:val="26"/>
-          <w:szCs w:val="26"/>
-          <w:lang w:val="en-US"/>
-        </w:rPr>
-        <w:t xml:space="preserve">, </w:t>
-      </w:r>
-      <w:proofErr w:type="spellStart"/>
-      <w:r>
-        <w:rPr>
-          <w:rFonts w:asciiTheme="majorHAnsi" w:hAnsiTheme="majorHAnsi" w:cstheme="majorHAnsi"/>
-          <w:sz w:val="26"/>
-          <w:szCs w:val="26"/>
-          <w:lang w:val="en-US"/>
-        </w:rPr>
-        <w:t>kiểm</w:t>
-      </w:r>
-      <w:proofErr w:type="spellEnd"/>
-      <w:r>
-        <w:rPr>
-          <w:rFonts w:asciiTheme="majorHAnsi" w:hAnsiTheme="majorHAnsi" w:cstheme="majorHAnsi"/>
-          <w:sz w:val="26"/>
-          <w:szCs w:val="26"/>
-          <w:lang w:val="en-US"/>
-        </w:rPr>
-        <w:t xml:space="preserve"> </w:t>
-      </w:r>
-      <w:proofErr w:type="spellStart"/>
-      <w:r>
-        <w:rPr>
-          <w:rFonts w:asciiTheme="majorHAnsi" w:hAnsiTheme="majorHAnsi" w:cstheme="majorHAnsi"/>
-          <w:sz w:val="26"/>
-          <w:szCs w:val="26"/>
-          <w:lang w:val="en-US"/>
-        </w:rPr>
-        <w:t>tra</w:t>
-      </w:r>
-      <w:proofErr w:type="spellEnd"/>
-      <w:r>
-        <w:rPr>
-          <w:rFonts w:asciiTheme="majorHAnsi" w:hAnsiTheme="majorHAnsi" w:cstheme="majorHAnsi"/>
-          <w:sz w:val="26"/>
-          <w:szCs w:val="26"/>
-          <w:lang w:val="en-US"/>
-        </w:rPr>
-        <w:t xml:space="preserve">, </w:t>
-      </w:r>
-      <w:proofErr w:type="spellStart"/>
-      <w:r>
-        <w:rPr>
-          <w:rFonts w:asciiTheme="majorHAnsi" w:hAnsiTheme="majorHAnsi" w:cstheme="majorHAnsi"/>
-          <w:sz w:val="26"/>
-          <w:szCs w:val="26"/>
-          <w:lang w:val="en-US"/>
-        </w:rPr>
-        <w:t>đóng</w:t>
-      </w:r>
-      <w:proofErr w:type="spellEnd"/>
-      <w:r>
-        <w:rPr>
-          <w:rFonts w:asciiTheme="majorHAnsi" w:hAnsiTheme="majorHAnsi" w:cstheme="majorHAnsi"/>
-          <w:sz w:val="26"/>
-          <w:szCs w:val="26"/>
-          <w:lang w:val="en-US"/>
-        </w:rPr>
-        <w:t xml:space="preserve"> </w:t>
-      </w:r>
-      <w:proofErr w:type="spellStart"/>
-      <w:r>
-        <w:rPr>
-          <w:rFonts w:asciiTheme="majorHAnsi" w:hAnsiTheme="majorHAnsi" w:cstheme="majorHAnsi"/>
-          <w:sz w:val="26"/>
-          <w:szCs w:val="26"/>
-          <w:lang w:val="en-US"/>
-        </w:rPr>
-        <w:t>gói</w:t>
-      </w:r>
-      <w:proofErr w:type="spellEnd"/>
-      <w:r>
-        <w:rPr>
-          <w:rFonts w:asciiTheme="majorHAnsi" w:hAnsiTheme="majorHAnsi" w:cstheme="majorHAnsi"/>
-          <w:sz w:val="26"/>
-          <w:szCs w:val="26"/>
-          <w:lang w:val="en-US"/>
-        </w:rPr>
-        <w:t xml:space="preserve"> </w:t>
-      </w:r>
-      <w:proofErr w:type="spellStart"/>
-      <w:r>
-        <w:rPr>
-          <w:rFonts w:asciiTheme="majorHAnsi" w:hAnsiTheme="majorHAnsi" w:cstheme="majorHAnsi"/>
-          <w:sz w:val="26"/>
-          <w:szCs w:val="26"/>
-          <w:lang w:val="en-US"/>
-        </w:rPr>
-        <w:t>và</w:t>
-      </w:r>
-      <w:proofErr w:type="spellEnd"/>
-      <w:r>
-        <w:rPr>
-          <w:rFonts w:asciiTheme="majorHAnsi" w:hAnsiTheme="majorHAnsi" w:cstheme="majorHAnsi"/>
-          <w:sz w:val="26"/>
-          <w:szCs w:val="26"/>
-          <w:lang w:val="en-US"/>
-        </w:rPr>
-        <w:t xml:space="preserve"> </w:t>
-      </w:r>
-      <w:proofErr w:type="spellStart"/>
-      <w:r>
-        <w:rPr>
-          <w:rFonts w:asciiTheme="majorHAnsi" w:hAnsiTheme="majorHAnsi" w:cstheme="majorHAnsi"/>
-          <w:sz w:val="26"/>
-          <w:szCs w:val="26"/>
-          <w:lang w:val="en-US"/>
-        </w:rPr>
-        <w:t>bàn</w:t>
-      </w:r>
-      <w:proofErr w:type="spellEnd"/>
-      <w:r>
-        <w:rPr>
-          <w:rFonts w:asciiTheme="majorHAnsi" w:hAnsiTheme="majorHAnsi" w:cstheme="majorHAnsi"/>
-          <w:sz w:val="26"/>
-          <w:szCs w:val="26"/>
-          <w:lang w:val="en-US"/>
-        </w:rPr>
-        <w:t xml:space="preserve"> </w:t>
-      </w:r>
-      <w:proofErr w:type="spellStart"/>
-      <w:r>
-        <w:rPr>
-          <w:rFonts w:asciiTheme="majorHAnsi" w:hAnsiTheme="majorHAnsi" w:cstheme="majorHAnsi"/>
-          <w:sz w:val="26"/>
-          <w:szCs w:val="26"/>
-          <w:lang w:val="en-US"/>
-        </w:rPr>
-        <w:t>giao</w:t>
-      </w:r>
-      <w:proofErr w:type="spellEnd"/>
-      <w:r>
-        <w:rPr>
-          <w:rFonts w:asciiTheme="majorHAnsi" w:hAnsiTheme="majorHAnsi" w:cstheme="majorHAnsi"/>
-          <w:sz w:val="26"/>
-          <w:szCs w:val="26"/>
-          <w:lang w:val="en-US"/>
-        </w:rPr>
-        <w:t xml:space="preserve"> </w:t>
-      </w:r>
-      <w:proofErr w:type="spellStart"/>
-      <w:r>
-        <w:rPr>
-          <w:rFonts w:asciiTheme="majorHAnsi" w:hAnsiTheme="majorHAnsi" w:cstheme="majorHAnsi"/>
-          <w:sz w:val="26"/>
-          <w:szCs w:val="26"/>
-          <w:lang w:val="en-US"/>
-        </w:rPr>
-        <w:t>cho</w:t>
-      </w:r>
-      <w:proofErr w:type="spellEnd"/>
-      <w:r>
-        <w:rPr>
-          <w:rFonts w:asciiTheme="majorHAnsi" w:hAnsiTheme="majorHAnsi" w:cstheme="majorHAnsi"/>
-          <w:sz w:val="26"/>
-          <w:szCs w:val="26"/>
-          <w:lang w:val="en-US"/>
-        </w:rPr>
-        <w:t xml:space="preserve"> </w:t>
-      </w:r>
-      <w:proofErr w:type="spellStart"/>
-      <w:r>
-        <w:rPr>
-          <w:rFonts w:asciiTheme="majorHAnsi" w:hAnsiTheme="majorHAnsi" w:cstheme="majorHAnsi"/>
-          <w:sz w:val="26"/>
-          <w:szCs w:val="26"/>
-          <w:lang w:val="en-US"/>
-        </w:rPr>
-        <w:t>đơn</w:t>
-      </w:r>
-      <w:proofErr w:type="spellEnd"/>
-      <w:r>
-        <w:rPr>
-          <w:rFonts w:asciiTheme="majorHAnsi" w:hAnsiTheme="majorHAnsi" w:cstheme="majorHAnsi"/>
-          <w:sz w:val="26"/>
-          <w:szCs w:val="26"/>
-          <w:lang w:val="en-US"/>
-        </w:rPr>
-        <w:t xml:space="preserve"> </w:t>
-      </w:r>
-      <w:proofErr w:type="spellStart"/>
-      <w:r>
-        <w:rPr>
-          <w:rFonts w:asciiTheme="majorHAnsi" w:hAnsiTheme="majorHAnsi" w:cstheme="majorHAnsi"/>
-          <w:sz w:val="26"/>
-          <w:szCs w:val="26"/>
-          <w:lang w:val="en-US"/>
-        </w:rPr>
-        <w:t>vị</w:t>
-      </w:r>
-      <w:proofErr w:type="spellEnd"/>
-      <w:r>
-        <w:rPr>
-          <w:rFonts w:asciiTheme="majorHAnsi" w:hAnsiTheme="majorHAnsi" w:cstheme="majorHAnsi"/>
-          <w:sz w:val="26"/>
-          <w:szCs w:val="26"/>
-          <w:lang w:val="en-US"/>
-        </w:rPr>
-        <w:t xml:space="preserve"> </w:t>
-      </w:r>
-      <w:proofErr w:type="spellStart"/>
-      <w:r>
-        <w:rPr>
-          <w:rFonts w:asciiTheme="majorHAnsi" w:hAnsiTheme="majorHAnsi" w:cstheme="majorHAnsi"/>
-          <w:sz w:val="26"/>
-          <w:szCs w:val="26"/>
-          <w:lang w:val="en-US"/>
-        </w:rPr>
-        <w:t>vận</w:t>
-      </w:r>
-      <w:proofErr w:type="spellEnd"/>
-      <w:r>
-        <w:rPr>
-          <w:rFonts w:asciiTheme="majorHAnsi" w:hAnsiTheme="majorHAnsi" w:cstheme="majorHAnsi"/>
-          <w:sz w:val="26"/>
-          <w:szCs w:val="26"/>
-          <w:lang w:val="en-US"/>
-        </w:rPr>
-        <w:t xml:space="preserve"> </w:t>
-      </w:r>
-      <w:proofErr w:type="spellStart"/>
-      <w:r>
-        <w:rPr>
-          <w:rFonts w:asciiTheme="majorHAnsi" w:hAnsiTheme="majorHAnsi" w:cstheme="majorHAnsi"/>
-          <w:sz w:val="26"/>
-          <w:szCs w:val="26"/>
-          <w:lang w:val="en-US"/>
-        </w:rPr>
-        <w:t>chuyển</w:t>
-      </w:r>
-      <w:proofErr w:type="spellEnd"/>
-      <w:r>
-        <w:rPr>
-          <w:rFonts w:asciiTheme="majorHAnsi" w:hAnsiTheme="majorHAnsi" w:cstheme="majorHAnsi"/>
-          <w:sz w:val="26"/>
-          <w:szCs w:val="26"/>
-          <w:lang w:val="en-US"/>
-        </w:rPr>
-        <w:t>.</w:t>
-      </w:r>
-    </w:p>
-    <w:p>
-      <w:pPr>
-        <w:pStyle w:val="ListParagraph"/>
-        <w:numPr>
-          <w:ilvl w:val="0"/>
-          <w:numId w:val="3"/>
-        </w:numPr>
-        <w:spacing w:line="360" w:lineRule="auto"/>
-        <w:jc w:val="both"/>
-        <w:rPr>
-          <w:rFonts w:asciiTheme="majorHAnsi" w:hAnsiTheme="majorHAnsi" w:cstheme="majorHAnsi"/>
-          <w:sz w:val="26"/>
-          <w:szCs w:val="26"/>
-          <w:lang w:val="en-US"/>
-        </w:rPr>
-      </w:pPr>
-      <w:proofErr w:type="spellStart"/>
-      <w:r>
-        <w:rPr>
-          <w:rFonts w:asciiTheme="majorHAnsi" w:hAnsiTheme="majorHAnsi" w:cstheme="majorHAnsi"/>
-          <w:sz w:val="26"/>
-          <w:szCs w:val="26"/>
-          <w:lang w:val="en-US"/>
-        </w:rPr>
-        <w:t>Hệ</w:t>
-      </w:r>
-      <w:proofErr w:type="spellEnd"/>
-      <w:r>
-        <w:rPr>
-          <w:rFonts w:asciiTheme="majorHAnsi" w:hAnsiTheme="majorHAnsi" w:cstheme="majorHAnsi"/>
-          <w:sz w:val="26"/>
-          <w:szCs w:val="26"/>
-          <w:lang w:val="en-US"/>
-        </w:rPr>
-        <w:t xml:space="preserve"> </w:t>
-      </w:r>
-      <w:proofErr w:type="spellStart"/>
-      <w:r>
-        <w:rPr>
-          <w:rFonts w:asciiTheme="majorHAnsi" w:hAnsiTheme="majorHAnsi" w:cstheme="majorHAnsi"/>
-          <w:sz w:val="26"/>
-          <w:szCs w:val="26"/>
-          <w:lang w:val="en-US"/>
-        </w:rPr>
-        <w:t>thống</w:t>
-      </w:r>
-      <w:proofErr w:type="spellEnd"/>
-      <w:r>
-        <w:rPr>
-          <w:rFonts w:asciiTheme="majorHAnsi" w:hAnsiTheme="majorHAnsi" w:cstheme="majorHAnsi"/>
-          <w:sz w:val="26"/>
-          <w:szCs w:val="26"/>
-          <w:lang w:val="en-US"/>
-        </w:rPr>
-        <w:t xml:space="preserve"> </w:t>
-      </w:r>
-      <w:r>
-        <w:rPr>
-          <w:rFonts w:asciiTheme="majorHAnsi" w:hAnsiTheme="majorHAnsi" w:cstheme="majorHAnsi"/>
-          <w:sz w:val="26"/>
-          <w:szCs w:val="26"/>
-        </w:rPr>
-        <w:t>quản lý thành viên</w:t>
-      </w:r>
-      <w:r>
-        <w:rPr>
-          <w:rFonts w:asciiTheme="majorHAnsi" w:hAnsiTheme="majorHAnsi" w:cstheme="majorHAnsi"/>
-          <w:sz w:val="26"/>
-          <w:szCs w:val="26"/>
-          <w:lang w:val="en-US"/>
-        </w:rPr>
-        <w:t xml:space="preserve">: </w:t>
-      </w:r>
-      <w:r>
-        <w:rPr>
-          <w:rFonts w:asciiTheme="majorHAnsi" w:hAnsiTheme="majorHAnsi" w:cstheme="majorHAnsi"/>
-          <w:sz w:val="26"/>
-          <w:szCs w:val="26"/>
-        </w:rPr>
-        <w:t>kiểm tra thông tin đăng ký, tạo tài khoản, lưu trữ thông tin thành viên, tính điểm và cập nhật điểm tích lũy</w:t>
-      </w:r>
-      <w:r>
-        <w:rPr>
-          <w:rFonts w:asciiTheme="majorHAnsi" w:hAnsiTheme="majorHAnsi" w:cstheme="majorHAnsi"/>
-          <w:sz w:val="26"/>
-          <w:szCs w:val="26"/>
-          <w:lang w:val="en-US"/>
-        </w:rPr>
-        <w:t>.</w:t>
-      </w:r>
-    </w:p>
-    <w:p>
-      <w:pPr>
-        <w:pStyle w:val="ListParagraph"/>
-        <w:numPr>
-          <w:ilvl w:val="0"/>
-          <w:numId w:val="3"/>
-        </w:numPr>
-        <w:spacing w:line="360" w:lineRule="auto"/>
-        <w:jc w:val="both"/>
-        <w:rPr>
-          <w:rFonts w:asciiTheme="majorHAnsi" w:hAnsiTheme="majorHAnsi" w:cstheme="majorHAnsi"/>
-          <w:sz w:val="26"/>
-          <w:szCs w:val="26"/>
-          <w:lang w:val="en-US"/>
-        </w:rPr>
-      </w:pPr>
-      <w:r>
-        <w:rPr>
-          <w:rFonts w:asciiTheme="majorHAnsi" w:hAnsiTheme="majorHAnsi" w:cstheme="majorHAnsi"/>
-          <w:sz w:val="26"/>
-          <w:szCs w:val="26"/>
-        </w:rPr>
-        <w:t>Bộ phận chăm sóc khách hànghỗ trợ khách hàng khi phát sinh vấn đề liên quan đến tài khoản thành viên hoặc điểm tích lũy</w:t>
-      </w:r>
-      <w:r>
-        <w:rPr>
-          <w:rFonts w:asciiTheme="majorHAnsi" w:hAnsiTheme="majorHAnsi" w:cstheme="majorHAnsi"/>
-          <w:sz w:val="26"/>
-          <w:szCs w:val="26"/>
-          <w:lang w:val="en-US"/>
-        </w:rPr>
-        <w:t>.</w:t>
-      </w:r>
-    </w:p>
-    <w:p>
-      <w:pPr>
-        <w:pStyle w:val="ListParagraph"/>
-        <w:numPr>
-          <w:ilvl w:val="0"/>
-          <w:numId w:val="2"/>
-        </w:numPr>
-        <w:spacing w:line="360" w:lineRule="auto"/>
-        <w:jc w:val="both"/>
-        <w:rPr>
-          <w:rFonts w:asciiTheme="majorHAnsi" w:hAnsiTheme="majorHAnsi" w:cstheme="majorHAnsi"/>
-          <w:b/>
-          <w:bCs/>
-          <w:sz w:val="26"/>
-          <w:szCs w:val="26"/>
-          <w:lang w:val="en-US"/>
-        </w:rPr>
-      </w:pPr>
-      <w:r>
-        <w:rPr>
-          <w:rFonts w:asciiTheme="majorHAnsi" w:hAnsiTheme="majorHAnsi" w:cstheme="majorHAnsi"/>
-          <w:b/>
-          <w:bCs/>
-          <w:sz w:val="26"/>
-          <w:szCs w:val="26"/>
-          <w:lang w:val="en-US"/>
-        </w:rPr>
-        <w:t xml:space="preserve">Các </w:t>
-      </w:r>
-      <w:proofErr w:type="spellStart"/>
-      <w:r>
-        <w:rPr>
-          <w:rFonts w:asciiTheme="majorHAnsi" w:hAnsiTheme="majorHAnsi" w:cstheme="majorHAnsi"/>
-          <w:b/>
-          <w:bCs/>
-          <w:sz w:val="26"/>
-          <w:szCs w:val="26"/>
-          <w:lang w:val="en-US"/>
-        </w:rPr>
-        <w:t>điểm</w:t>
-      </w:r>
-      <w:proofErr w:type="spellEnd"/>
-      <w:r>
-        <w:rPr>
-          <w:rFonts w:asciiTheme="majorHAnsi" w:hAnsiTheme="majorHAnsi" w:cstheme="majorHAnsi"/>
-          <w:b/>
-          <w:bCs/>
-          <w:sz w:val="26"/>
-          <w:szCs w:val="26"/>
-          <w:lang w:val="en-US"/>
-        </w:rPr>
-        <w:t xml:space="preserve"> </w:t>
-      </w:r>
-      <w:proofErr w:type="spellStart"/>
-      <w:r>
-        <w:rPr>
-          <w:rFonts w:asciiTheme="majorHAnsi" w:hAnsiTheme="majorHAnsi" w:cstheme="majorHAnsi"/>
-          <w:b/>
-          <w:bCs/>
-          <w:sz w:val="26"/>
-          <w:szCs w:val="26"/>
-          <w:lang w:val="en-US"/>
-        </w:rPr>
-        <w:t>quyết</w:t>
-      </w:r>
-      <w:proofErr w:type="spellEnd"/>
-      <w:r>
-        <w:rPr>
-          <w:rFonts w:asciiTheme="majorHAnsi" w:hAnsiTheme="majorHAnsi" w:cstheme="majorHAnsi"/>
-          <w:b/>
-          <w:bCs/>
-          <w:sz w:val="26"/>
-          <w:szCs w:val="26"/>
-          <w:lang w:val="en-US"/>
-        </w:rPr>
-        <w:t xml:space="preserve"> </w:t>
-      </w:r>
-      <w:proofErr w:type="spellStart"/>
-      <w:r>
-        <w:rPr>
-          <w:rFonts w:asciiTheme="majorHAnsi" w:hAnsiTheme="majorHAnsi" w:cstheme="majorHAnsi"/>
-          <w:b/>
-          <w:bCs/>
-          <w:sz w:val="26"/>
-          <w:szCs w:val="26"/>
-          <w:lang w:val="en-US"/>
-        </w:rPr>
-        <w:t>định</w:t>
-      </w:r>
-      <w:proofErr w:type="spellEnd"/>
-      <w:r>
-        <w:rPr>
-          <w:rFonts w:asciiTheme="majorHAnsi" w:hAnsiTheme="majorHAnsi" w:cstheme="majorHAnsi"/>
-          <w:b/>
-          <w:bCs/>
-          <w:sz w:val="26"/>
-          <w:szCs w:val="26"/>
-          <w:lang w:val="en-US"/>
-        </w:rPr>
-        <w:t xml:space="preserve"> </w:t>
-      </w:r>
-      <w:proofErr w:type="spellStart"/>
-      <w:r>
-        <w:rPr>
-          <w:rFonts w:asciiTheme="majorHAnsi" w:hAnsiTheme="majorHAnsi" w:cstheme="majorHAnsi"/>
-          <w:b/>
-          <w:bCs/>
-          <w:sz w:val="26"/>
-          <w:szCs w:val="26"/>
-          <w:lang w:val="en-US"/>
-        </w:rPr>
-        <w:t>và</w:t>
-      </w:r>
-      <w:proofErr w:type="spellEnd"/>
-      <w:r>
-        <w:rPr>
-          <w:rFonts w:asciiTheme="majorHAnsi" w:hAnsiTheme="majorHAnsi" w:cstheme="majorHAnsi"/>
-          <w:b/>
-          <w:bCs/>
-          <w:sz w:val="26"/>
-          <w:szCs w:val="26"/>
-          <w:lang w:val="en-US"/>
-        </w:rPr>
-        <w:t xml:space="preserve"> </w:t>
-      </w:r>
-      <w:proofErr w:type="spellStart"/>
-      <w:r>
-        <w:rPr>
-          <w:rFonts w:asciiTheme="majorHAnsi" w:hAnsiTheme="majorHAnsi" w:cstheme="majorHAnsi"/>
-          <w:b/>
-          <w:bCs/>
-          <w:sz w:val="26"/>
-          <w:szCs w:val="26"/>
-          <w:lang w:val="en-US"/>
-        </w:rPr>
-        <w:t>trường</w:t>
-      </w:r>
-      <w:proofErr w:type="spellEnd"/>
-      <w:r>
-        <w:rPr>
-          <w:rFonts w:asciiTheme="majorHAnsi" w:hAnsiTheme="majorHAnsi" w:cstheme="majorHAnsi"/>
-          <w:b/>
-          <w:bCs/>
-          <w:sz w:val="26"/>
-          <w:szCs w:val="26"/>
-          <w:lang w:val="en-US"/>
-        </w:rPr>
-        <w:t xml:space="preserve"> </w:t>
-      </w:r>
-      <w:proofErr w:type="spellStart"/>
-      <w:r>
-        <w:rPr>
-          <w:rFonts w:asciiTheme="majorHAnsi" w:hAnsiTheme="majorHAnsi" w:cstheme="majorHAnsi"/>
-          <w:b/>
-          <w:bCs/>
-          <w:sz w:val="26"/>
-          <w:szCs w:val="26"/>
-          <w:lang w:val="en-US"/>
-        </w:rPr>
-        <w:t>hợp</w:t>
-      </w:r>
-      <w:proofErr w:type="spellEnd"/>
-      <w:r>
-        <w:rPr>
-          <w:rFonts w:asciiTheme="majorHAnsi" w:hAnsiTheme="majorHAnsi" w:cstheme="majorHAnsi"/>
-          <w:b/>
-          <w:bCs/>
-          <w:sz w:val="26"/>
-          <w:szCs w:val="26"/>
-          <w:lang w:val="en-US"/>
-        </w:rPr>
-        <w:t xml:space="preserve"> </w:t>
-      </w:r>
-      <w:proofErr w:type="spellStart"/>
-      <w:r>
-        <w:rPr>
-          <w:rFonts w:asciiTheme="majorHAnsi" w:hAnsiTheme="majorHAnsi" w:cstheme="majorHAnsi"/>
-          <w:b/>
-          <w:bCs/>
-          <w:sz w:val="26"/>
-          <w:szCs w:val="26"/>
-          <w:lang w:val="en-US"/>
-        </w:rPr>
-        <w:t>ngoại</w:t>
-      </w:r>
-      <w:proofErr w:type="spellEnd"/>
-      <w:r>
-        <w:rPr>
-          <w:rFonts w:asciiTheme="majorHAnsi" w:hAnsiTheme="majorHAnsi" w:cstheme="majorHAnsi"/>
-          <w:b/>
-          <w:bCs/>
-          <w:sz w:val="26"/>
-          <w:szCs w:val="26"/>
-          <w:lang w:val="en-US"/>
-        </w:rPr>
-        <w:t xml:space="preserve"> </w:t>
-      </w:r>
-      <w:proofErr w:type="spellStart"/>
-      <w:r>
-        <w:rPr>
-          <w:rFonts w:asciiTheme="majorHAnsi" w:hAnsiTheme="majorHAnsi" w:cstheme="majorHAnsi"/>
-          <w:b/>
-          <w:bCs/>
-          <w:sz w:val="26"/>
-          <w:szCs w:val="26"/>
-          <w:lang w:val="en-US"/>
-        </w:rPr>
-        <w:t>lệ</w:t>
-      </w:r>
-      <w:proofErr w:type="spellEnd"/>
+        </w:rPr>
+      </w:pPr>
+      <w:r>
+        <w:rPr>
+          <w:rFonts w:asciiTheme="majorHAnsi" w:hAnsiTheme="majorHAnsi" w:cstheme="majorHAnsi"/>
+          <w:sz w:val="26"/>
+          <w:szCs w:val="26"/>
+        </w:rPr>
+        <w:t>Dựa trên quy trình quản lý và xử lý khiếu nại khách hàng tại FAHASA đã được phân tích, nhóm tiến hành xây dựng mô hình BPMN nhằm trực quan hóa trình tự tiếp nhận, kiểm tra, phân loại, xác minh và xử lý các khiếu nại phát sinh trong quá trình khách hàng mua sắm và sử dụng sản phẩm, dịch vụ của FAHASA.</w:t>
+      </w:r>
     </w:p>
     <w:p>
       <w:pPr>
@@ -1688,911 +1067,6 @@
           <w:rFonts w:asciiTheme="majorHAnsi" w:hAnsiTheme="majorHAnsi" w:cstheme="majorHAnsi"/>
           <w:sz w:val="26"/>
           <w:szCs w:val="26"/>
-          <w:lang w:val="en-US"/>
-        </w:rPr>
-      </w:pPr>
-      <w:r>
-        <w:rPr>
-          <w:rFonts w:asciiTheme="majorHAnsi" w:hAnsiTheme="majorHAnsi" w:cstheme="majorHAnsi"/>
-          <w:sz w:val="26"/>
-          <w:szCs w:val="26"/>
-          <w:lang w:val="en-US"/>
-        </w:rPr>
-        <w:t xml:space="preserve">Trong </w:t>
-      </w:r>
-      <w:proofErr w:type="spellStart"/>
-      <w:r>
-        <w:rPr>
-          <w:rFonts w:asciiTheme="majorHAnsi" w:hAnsiTheme="majorHAnsi" w:cstheme="majorHAnsi"/>
-          <w:sz w:val="26"/>
-          <w:szCs w:val="26"/>
-          <w:lang w:val="en-US"/>
-        </w:rPr>
-        <w:t>mô</w:t>
-      </w:r>
-      <w:proofErr w:type="spellEnd"/>
-      <w:r>
-        <w:rPr>
-          <w:rFonts w:asciiTheme="majorHAnsi" w:hAnsiTheme="majorHAnsi" w:cstheme="majorHAnsi"/>
-          <w:sz w:val="26"/>
-          <w:szCs w:val="26"/>
-          <w:lang w:val="en-US"/>
-        </w:rPr>
-        <w:t xml:space="preserve"> </w:t>
-      </w:r>
-      <w:proofErr w:type="spellStart"/>
-      <w:r>
-        <w:rPr>
-          <w:rFonts w:asciiTheme="majorHAnsi" w:hAnsiTheme="majorHAnsi" w:cstheme="majorHAnsi"/>
-          <w:sz w:val="26"/>
-          <w:szCs w:val="26"/>
-          <w:lang w:val="en-US"/>
-        </w:rPr>
-        <w:t>hình</w:t>
-      </w:r>
-      <w:proofErr w:type="spellEnd"/>
-      <w:r>
-        <w:rPr>
-          <w:rFonts w:asciiTheme="majorHAnsi" w:hAnsiTheme="majorHAnsi" w:cstheme="majorHAnsi"/>
-          <w:sz w:val="26"/>
-          <w:szCs w:val="26"/>
-          <w:lang w:val="en-US"/>
-        </w:rPr>
-        <w:t xml:space="preserve">, </w:t>
-      </w:r>
-      <w:proofErr w:type="spellStart"/>
-      <w:r>
-        <w:rPr>
-          <w:rFonts w:asciiTheme="majorHAnsi" w:hAnsiTheme="majorHAnsi" w:cstheme="majorHAnsi"/>
-          <w:sz w:val="26"/>
-          <w:szCs w:val="26"/>
-          <w:lang w:val="en-US"/>
-        </w:rPr>
-        <w:t>các</w:t>
-      </w:r>
-      <w:proofErr w:type="spellEnd"/>
-      <w:r>
-        <w:rPr>
-          <w:rFonts w:asciiTheme="majorHAnsi" w:hAnsiTheme="majorHAnsi" w:cstheme="majorHAnsi"/>
-          <w:sz w:val="26"/>
-          <w:szCs w:val="26"/>
-          <w:lang w:val="en-US"/>
-        </w:rPr>
-        <w:t xml:space="preserve"> Gateway </w:t>
-      </w:r>
-      <w:proofErr w:type="spellStart"/>
-      <w:r>
-        <w:rPr>
-          <w:rFonts w:asciiTheme="majorHAnsi" w:hAnsiTheme="majorHAnsi" w:cstheme="majorHAnsi"/>
-          <w:sz w:val="26"/>
-          <w:szCs w:val="26"/>
-          <w:lang w:val="en-US"/>
-        </w:rPr>
-        <w:t>được</w:t>
-      </w:r>
-      <w:proofErr w:type="spellEnd"/>
-      <w:r>
-        <w:rPr>
-          <w:rFonts w:asciiTheme="majorHAnsi" w:hAnsiTheme="majorHAnsi" w:cstheme="majorHAnsi"/>
-          <w:sz w:val="26"/>
-          <w:szCs w:val="26"/>
-          <w:lang w:val="en-US"/>
-        </w:rPr>
-        <w:t xml:space="preserve"> </w:t>
-      </w:r>
-      <w:proofErr w:type="spellStart"/>
-      <w:r>
-        <w:rPr>
-          <w:rFonts w:asciiTheme="majorHAnsi" w:hAnsiTheme="majorHAnsi" w:cstheme="majorHAnsi"/>
-          <w:sz w:val="26"/>
-          <w:szCs w:val="26"/>
-          <w:lang w:val="en-US"/>
-        </w:rPr>
-        <w:t>sử</w:t>
-      </w:r>
-      <w:proofErr w:type="spellEnd"/>
-      <w:r>
-        <w:rPr>
-          <w:rFonts w:asciiTheme="majorHAnsi" w:hAnsiTheme="majorHAnsi" w:cstheme="majorHAnsi"/>
-          <w:sz w:val="26"/>
-          <w:szCs w:val="26"/>
-          <w:lang w:val="en-US"/>
-        </w:rPr>
-        <w:t xml:space="preserve"> </w:t>
-      </w:r>
-      <w:proofErr w:type="spellStart"/>
-      <w:r>
-        <w:rPr>
-          <w:rFonts w:asciiTheme="majorHAnsi" w:hAnsiTheme="majorHAnsi" w:cstheme="majorHAnsi"/>
-          <w:sz w:val="26"/>
-          <w:szCs w:val="26"/>
-          <w:lang w:val="en-US"/>
-        </w:rPr>
-        <w:t>dụng</w:t>
-      </w:r>
-      <w:proofErr w:type="spellEnd"/>
-      <w:r>
-        <w:rPr>
-          <w:rFonts w:asciiTheme="majorHAnsi" w:hAnsiTheme="majorHAnsi" w:cstheme="majorHAnsi"/>
-          <w:sz w:val="26"/>
-          <w:szCs w:val="26"/>
-          <w:lang w:val="en-US"/>
-        </w:rPr>
-        <w:t xml:space="preserve"> </w:t>
-      </w:r>
-      <w:proofErr w:type="spellStart"/>
-      <w:r>
-        <w:rPr>
-          <w:rFonts w:asciiTheme="majorHAnsi" w:hAnsiTheme="majorHAnsi" w:cstheme="majorHAnsi"/>
-          <w:sz w:val="26"/>
-          <w:szCs w:val="26"/>
-          <w:lang w:val="en-US"/>
-        </w:rPr>
-        <w:t>để</w:t>
-      </w:r>
-      <w:proofErr w:type="spellEnd"/>
-      <w:r>
-        <w:rPr>
-          <w:rFonts w:asciiTheme="majorHAnsi" w:hAnsiTheme="majorHAnsi" w:cstheme="majorHAnsi"/>
-          <w:sz w:val="26"/>
-          <w:szCs w:val="26"/>
-          <w:lang w:val="en-US"/>
-        </w:rPr>
-        <w:t xml:space="preserve"> </w:t>
-      </w:r>
-      <w:proofErr w:type="spellStart"/>
-      <w:r>
-        <w:rPr>
-          <w:rFonts w:asciiTheme="majorHAnsi" w:hAnsiTheme="majorHAnsi" w:cstheme="majorHAnsi"/>
-          <w:sz w:val="26"/>
-          <w:szCs w:val="26"/>
-          <w:lang w:val="en-US"/>
-        </w:rPr>
-        <w:t>xử</w:t>
-      </w:r>
-      <w:proofErr w:type="spellEnd"/>
-      <w:r>
-        <w:rPr>
-          <w:rFonts w:asciiTheme="majorHAnsi" w:hAnsiTheme="majorHAnsi" w:cstheme="majorHAnsi"/>
-          <w:sz w:val="26"/>
-          <w:szCs w:val="26"/>
-          <w:lang w:val="en-US"/>
-        </w:rPr>
-        <w:t xml:space="preserve"> </w:t>
-      </w:r>
-      <w:proofErr w:type="spellStart"/>
-      <w:r>
-        <w:rPr>
-          <w:rFonts w:asciiTheme="majorHAnsi" w:hAnsiTheme="majorHAnsi" w:cstheme="majorHAnsi"/>
-          <w:sz w:val="26"/>
-          <w:szCs w:val="26"/>
-          <w:lang w:val="en-US"/>
-        </w:rPr>
-        <w:t>lý</w:t>
-      </w:r>
-      <w:proofErr w:type="spellEnd"/>
-      <w:r>
-        <w:rPr>
-          <w:rFonts w:asciiTheme="majorHAnsi" w:hAnsiTheme="majorHAnsi" w:cstheme="majorHAnsi"/>
-          <w:sz w:val="26"/>
-          <w:szCs w:val="26"/>
-          <w:lang w:val="en-US"/>
-        </w:rPr>
-        <w:t xml:space="preserve"> </w:t>
-      </w:r>
-      <w:proofErr w:type="spellStart"/>
-      <w:r>
-        <w:rPr>
-          <w:rFonts w:asciiTheme="majorHAnsi" w:hAnsiTheme="majorHAnsi" w:cstheme="majorHAnsi"/>
-          <w:sz w:val="26"/>
-          <w:szCs w:val="26"/>
-          <w:lang w:val="en-US"/>
-        </w:rPr>
-        <w:t>các</w:t>
-      </w:r>
-      <w:proofErr w:type="spellEnd"/>
-      <w:r>
-        <w:rPr>
-          <w:rFonts w:asciiTheme="majorHAnsi" w:hAnsiTheme="majorHAnsi" w:cstheme="majorHAnsi"/>
-          <w:sz w:val="26"/>
-          <w:szCs w:val="26"/>
-          <w:lang w:val="en-US"/>
-        </w:rPr>
-        <w:t xml:space="preserve"> </w:t>
-      </w:r>
-      <w:proofErr w:type="spellStart"/>
-      <w:r>
-        <w:rPr>
-          <w:rFonts w:asciiTheme="majorHAnsi" w:hAnsiTheme="majorHAnsi" w:cstheme="majorHAnsi"/>
-          <w:sz w:val="26"/>
-          <w:szCs w:val="26"/>
-          <w:lang w:val="en-US"/>
-        </w:rPr>
-        <w:t>điều</w:t>
-      </w:r>
-      <w:proofErr w:type="spellEnd"/>
-      <w:r>
-        <w:rPr>
-          <w:rFonts w:asciiTheme="majorHAnsi" w:hAnsiTheme="majorHAnsi" w:cstheme="majorHAnsi"/>
-          <w:sz w:val="26"/>
-          <w:szCs w:val="26"/>
-          <w:lang w:val="en-US"/>
-        </w:rPr>
-        <w:t xml:space="preserve"> </w:t>
-      </w:r>
-      <w:proofErr w:type="spellStart"/>
-      <w:r>
-        <w:rPr>
-          <w:rFonts w:asciiTheme="majorHAnsi" w:hAnsiTheme="majorHAnsi" w:cstheme="majorHAnsi"/>
-          <w:sz w:val="26"/>
-          <w:szCs w:val="26"/>
-          <w:lang w:val="en-US"/>
-        </w:rPr>
-        <w:t>kiện</w:t>
-      </w:r>
-      <w:proofErr w:type="spellEnd"/>
-      <w:r>
-        <w:rPr>
-          <w:rFonts w:asciiTheme="majorHAnsi" w:hAnsiTheme="majorHAnsi" w:cstheme="majorHAnsi"/>
-          <w:sz w:val="26"/>
-          <w:szCs w:val="26"/>
-          <w:lang w:val="en-US"/>
-        </w:rPr>
-        <w:t xml:space="preserve"> </w:t>
-      </w:r>
-      <w:proofErr w:type="spellStart"/>
-      <w:r>
-        <w:rPr>
-          <w:rFonts w:asciiTheme="majorHAnsi" w:hAnsiTheme="majorHAnsi" w:cstheme="majorHAnsi"/>
-          <w:sz w:val="26"/>
-          <w:szCs w:val="26"/>
-          <w:lang w:val="en-US"/>
-        </w:rPr>
-        <w:t>phát</w:t>
-      </w:r>
-      <w:proofErr w:type="spellEnd"/>
-      <w:r>
-        <w:rPr>
-          <w:rFonts w:asciiTheme="majorHAnsi" w:hAnsiTheme="majorHAnsi" w:cstheme="majorHAnsi"/>
-          <w:sz w:val="26"/>
-          <w:szCs w:val="26"/>
-          <w:lang w:val="en-US"/>
-        </w:rPr>
-        <w:t xml:space="preserve"> </w:t>
-      </w:r>
-      <w:proofErr w:type="spellStart"/>
-      <w:r>
-        <w:rPr>
-          <w:rFonts w:asciiTheme="majorHAnsi" w:hAnsiTheme="majorHAnsi" w:cstheme="majorHAnsi"/>
-          <w:sz w:val="26"/>
-          <w:szCs w:val="26"/>
-          <w:lang w:val="en-US"/>
-        </w:rPr>
-        <w:t>sinh</w:t>
-      </w:r>
-      <w:proofErr w:type="spellEnd"/>
-      <w:r>
-        <w:rPr>
-          <w:rFonts w:asciiTheme="majorHAnsi" w:hAnsiTheme="majorHAnsi" w:cstheme="majorHAnsi"/>
-          <w:sz w:val="26"/>
-          <w:szCs w:val="26"/>
-          <w:lang w:val="en-US"/>
-        </w:rPr>
-        <w:t xml:space="preserve"> </w:t>
-      </w:r>
-      <w:proofErr w:type="spellStart"/>
-      <w:r>
-        <w:rPr>
-          <w:rFonts w:asciiTheme="majorHAnsi" w:hAnsiTheme="majorHAnsi" w:cstheme="majorHAnsi"/>
-          <w:sz w:val="26"/>
-          <w:szCs w:val="26"/>
-          <w:lang w:val="en-US"/>
-        </w:rPr>
-        <w:t>trong</w:t>
-      </w:r>
-      <w:proofErr w:type="spellEnd"/>
-      <w:r>
-        <w:rPr>
-          <w:rFonts w:asciiTheme="majorHAnsi" w:hAnsiTheme="majorHAnsi" w:cstheme="majorHAnsi"/>
-          <w:sz w:val="26"/>
-          <w:szCs w:val="26"/>
-          <w:lang w:val="en-US"/>
-        </w:rPr>
-        <w:t xml:space="preserve"> </w:t>
-      </w:r>
-      <w:proofErr w:type="spellStart"/>
-      <w:r>
-        <w:rPr>
-          <w:rFonts w:asciiTheme="majorHAnsi" w:hAnsiTheme="majorHAnsi" w:cstheme="majorHAnsi"/>
-          <w:sz w:val="26"/>
-          <w:szCs w:val="26"/>
-          <w:lang w:val="en-US"/>
-        </w:rPr>
-        <w:t>quy</w:t>
-      </w:r>
-      <w:proofErr w:type="spellEnd"/>
-      <w:r>
-        <w:rPr>
-          <w:rFonts w:asciiTheme="majorHAnsi" w:hAnsiTheme="majorHAnsi" w:cstheme="majorHAnsi"/>
-          <w:sz w:val="26"/>
-          <w:szCs w:val="26"/>
-          <w:lang w:val="en-US"/>
-        </w:rPr>
-        <w:t xml:space="preserve"> </w:t>
-      </w:r>
-      <w:proofErr w:type="spellStart"/>
-      <w:r>
-        <w:rPr>
-          <w:rFonts w:asciiTheme="majorHAnsi" w:hAnsiTheme="majorHAnsi" w:cstheme="majorHAnsi"/>
-          <w:sz w:val="26"/>
-          <w:szCs w:val="26"/>
-          <w:lang w:val="en-US"/>
-        </w:rPr>
-        <w:t>trình</w:t>
-      </w:r>
-      <w:proofErr w:type="spellEnd"/>
-      <w:r>
-        <w:rPr>
-          <w:rFonts w:asciiTheme="majorHAnsi" w:hAnsiTheme="majorHAnsi" w:cstheme="majorHAnsi"/>
-          <w:sz w:val="26"/>
-          <w:szCs w:val="26"/>
-          <w:lang w:val="en-US"/>
-        </w:rPr>
-        <w:t xml:space="preserve">, </w:t>
-      </w:r>
-      <w:proofErr w:type="spellStart"/>
-      <w:r>
-        <w:rPr>
-          <w:rFonts w:asciiTheme="majorHAnsi" w:hAnsiTheme="majorHAnsi" w:cstheme="majorHAnsi"/>
-          <w:sz w:val="26"/>
-          <w:szCs w:val="26"/>
-          <w:lang w:val="en-US"/>
-        </w:rPr>
-        <w:t>gồm</w:t>
-      </w:r>
-      <w:proofErr w:type="spellEnd"/>
-      <w:r>
-        <w:rPr>
-          <w:rFonts w:asciiTheme="majorHAnsi" w:hAnsiTheme="majorHAnsi" w:cstheme="majorHAnsi"/>
-          <w:sz w:val="26"/>
-          <w:szCs w:val="26"/>
-          <w:lang w:val="en-US"/>
-        </w:rPr>
-        <w:t>:</w:t>
-      </w:r>
-    </w:p>
-    <w:p>
-      <w:pPr>
-        <w:pStyle w:val="ListParagraph"/>
-        <w:numPr>
-          <w:ilvl w:val="0"/>
-          <w:numId w:val="4"/>
-        </w:numPr>
-        <w:spacing w:line="360" w:lineRule="auto"/>
-        <w:jc w:val="both"/>
-        <w:rPr>
-          <w:rFonts w:asciiTheme="majorHAnsi" w:hAnsiTheme="majorHAnsi" w:cstheme="majorHAnsi"/>
-          <w:sz w:val="26"/>
-          <w:szCs w:val="26"/>
-          <w:lang w:val="en-US"/>
-        </w:rPr>
-      </w:pPr>
-      <w:r>
-        <w:rPr>
-          <w:rFonts w:asciiTheme="majorHAnsi" w:hAnsiTheme="majorHAnsi" w:cstheme="majorHAnsi"/>
-          <w:sz w:val="26"/>
-          <w:szCs w:val="26"/>
-        </w:rPr>
-        <w:t>Thông tin đăng ký thành viên có hợp lệ hay không</w:t>
-      </w:r>
-      <w:r>
-        <w:rPr>
-          <w:rFonts w:asciiTheme="majorHAnsi" w:hAnsiTheme="majorHAnsi" w:cstheme="majorHAnsi"/>
-          <w:sz w:val="26"/>
-          <w:szCs w:val="26"/>
-          <w:lang w:val="en-US"/>
-        </w:rPr>
-        <w:t>.</w:t>
-      </w:r>
-    </w:p>
-    <w:p>
-      <w:pPr>
-        <w:pStyle w:val="ListParagraph"/>
-        <w:numPr>
-          <w:ilvl w:val="0"/>
-          <w:numId w:val="4"/>
-        </w:numPr>
-        <w:spacing w:line="360" w:lineRule="auto"/>
-        <w:jc w:val="both"/>
-        <w:rPr>
-          <w:rFonts w:asciiTheme="majorHAnsi" w:hAnsiTheme="majorHAnsi" w:cstheme="majorHAnsi"/>
-          <w:sz w:val="26"/>
-          <w:szCs w:val="26"/>
-          <w:lang w:val="en-US"/>
-        </w:rPr>
-      </w:pPr>
-      <w:r>
-        <w:rPr>
-          <w:rFonts w:asciiTheme="majorHAnsi" w:hAnsiTheme="majorHAnsi" w:cstheme="majorHAnsi"/>
-          <w:sz w:val="26"/>
-          <w:szCs w:val="26"/>
-        </w:rPr>
-        <w:t>Thông tin khách hàng đã tồn tại trên hệ thống hay chưa</w:t>
-      </w:r>
-      <w:r>
-        <w:rPr>
-          <w:rFonts w:asciiTheme="majorHAnsi" w:hAnsiTheme="majorHAnsi" w:cstheme="majorHAnsi"/>
-          <w:sz w:val="26"/>
-          <w:szCs w:val="26"/>
-          <w:lang w:val="en-US"/>
-        </w:rPr>
-        <w:t>.</w:t>
-      </w:r>
-    </w:p>
-    <w:p>
-      <w:pPr>
-        <w:pStyle w:val="ListParagraph"/>
-        <w:numPr>
-          <w:ilvl w:val="0"/>
-          <w:numId w:val="4"/>
-        </w:numPr>
-        <w:spacing w:line="360" w:lineRule="auto"/>
-        <w:jc w:val="both"/>
-        <w:rPr>
-          <w:rFonts w:asciiTheme="majorHAnsi" w:hAnsiTheme="majorHAnsi" w:cstheme="majorHAnsi"/>
-          <w:sz w:val="26"/>
-          <w:szCs w:val="26"/>
-          <w:lang w:val="en-US"/>
-        </w:rPr>
-      </w:pPr>
-      <w:r>
-        <w:rPr>
-          <w:rFonts w:asciiTheme="majorHAnsi" w:hAnsiTheme="majorHAnsi" w:cstheme="majorHAnsi"/>
-          <w:sz w:val="26"/>
-          <w:szCs w:val="26"/>
-        </w:rPr>
-        <w:t>Khách hàng có tài khoản thành viên hay chưa</w:t>
-      </w:r>
-      <w:r>
-        <w:rPr>
-          <w:rFonts w:asciiTheme="majorHAnsi" w:hAnsiTheme="majorHAnsi" w:cstheme="majorHAnsi"/>
-          <w:sz w:val="26"/>
-          <w:szCs w:val="26"/>
-          <w:lang w:val="en-US"/>
-        </w:rPr>
-        <w:t>.</w:t>
-      </w:r>
-    </w:p>
-    <w:p>
-      <w:pPr>
-        <w:pStyle w:val="ListParagraph"/>
-        <w:numPr>
-          <w:ilvl w:val="0"/>
-          <w:numId w:val="4"/>
-        </w:numPr>
-        <w:spacing w:line="360" w:lineRule="auto"/>
-        <w:jc w:val="both"/>
-        <w:rPr>
-          <w:rFonts w:asciiTheme="majorHAnsi" w:hAnsiTheme="majorHAnsi" w:cstheme="majorHAnsi"/>
-          <w:sz w:val="26"/>
-          <w:szCs w:val="26"/>
-          <w:lang w:val="en-US"/>
-        </w:rPr>
-      </w:pPr>
-      <w:r>
-        <w:rPr>
-          <w:rFonts w:asciiTheme="majorHAnsi" w:hAnsiTheme="majorHAnsi" w:cstheme="majorHAnsi"/>
-          <w:sz w:val="26"/>
-          <w:szCs w:val="26"/>
-        </w:rPr>
-        <w:t>Giao dịch mua hàng có được ghi nhận thành công hay không</w:t>
-      </w:r>
-      <w:r>
-        <w:rPr>
-          <w:rFonts w:asciiTheme="majorHAnsi" w:hAnsiTheme="majorHAnsi" w:cstheme="majorHAnsi"/>
-          <w:sz w:val="26"/>
-          <w:szCs w:val="26"/>
-          <w:lang w:val="en-US"/>
-        </w:rPr>
-        <w:t>.</w:t>
-      </w:r>
-    </w:p>
-    <w:p>
-      <w:pPr>
-        <w:pStyle w:val="ListParagraph"/>
-        <w:numPr>
-          <w:ilvl w:val="0"/>
-          <w:numId w:val="4"/>
-        </w:numPr>
-        <w:spacing w:line="360" w:lineRule="auto"/>
-        <w:jc w:val="both"/>
-        <w:rPr>
-          <w:rFonts w:asciiTheme="majorHAnsi" w:hAnsiTheme="majorHAnsi" w:cstheme="majorHAnsi"/>
-          <w:sz w:val="26"/>
-          <w:szCs w:val="26"/>
-          <w:lang w:val="en-US"/>
-        </w:rPr>
-      </w:pPr>
-      <w:r>
-        <w:rPr>
-          <w:rFonts w:asciiTheme="majorHAnsi" w:hAnsiTheme="majorHAnsi" w:cstheme="majorHAnsi"/>
-          <w:sz w:val="26"/>
-          <w:szCs w:val="26"/>
-        </w:rPr>
-        <w:t>Giao dịch có đủ điều kiện để tích điểm hay không</w:t>
-      </w:r>
-      <w:r>
-        <w:rPr>
-          <w:rFonts w:asciiTheme="majorHAnsi" w:hAnsiTheme="majorHAnsi" w:cstheme="majorHAnsi"/>
-          <w:sz w:val="26"/>
-          <w:szCs w:val="26"/>
-          <w:lang w:val="en-US"/>
-        </w:rPr>
-        <w:t>.</w:t>
-      </w:r>
-    </w:p>
-    <w:p>
-      <w:pPr>
-        <w:pStyle w:val="ListParagraph"/>
-        <w:numPr>
-          <w:ilvl w:val="0"/>
-          <w:numId w:val="4"/>
-        </w:numPr>
-        <w:spacing w:line="360" w:lineRule="auto"/>
-        <w:jc w:val="both"/>
-        <w:rPr>
-          <w:rFonts w:asciiTheme="majorHAnsi" w:hAnsiTheme="majorHAnsi" w:cstheme="majorHAnsi"/>
-          <w:sz w:val="26"/>
-          <w:szCs w:val="26"/>
-          <w:lang w:val="en-US"/>
-        </w:rPr>
-      </w:pPr>
-      <w:r>
-        <w:rPr>
-          <w:rFonts w:asciiTheme="majorHAnsi" w:hAnsiTheme="majorHAnsi" w:cstheme="majorHAnsi"/>
-          <w:sz w:val="26"/>
-          <w:szCs w:val="26"/>
-        </w:rPr>
-        <w:t>Điểm tích lũy có được cập nhật thành công hay không</w:t>
-      </w:r>
-      <w:r>
-        <w:rPr>
-          <w:rFonts w:asciiTheme="majorHAnsi" w:hAnsiTheme="majorHAnsi" w:cstheme="majorHAnsi"/>
-          <w:sz w:val="26"/>
-          <w:szCs w:val="26"/>
-          <w:lang w:val="en-US"/>
-        </w:rPr>
-        <w:t>.</w:t>
-      </w:r>
-    </w:p>
-    <w:p>
-      <w:pPr>
-        <w:pStyle w:val="ListParagraph"/>
-        <w:numPr>
-          <w:ilvl w:val="0"/>
-          <w:numId w:val="4"/>
-        </w:numPr>
-        <w:spacing w:line="360" w:lineRule="auto"/>
-        <w:jc w:val="both"/>
-        <w:rPr>
-          <w:rFonts w:asciiTheme="majorHAnsi" w:hAnsiTheme="majorHAnsi" w:cstheme="majorHAnsi"/>
-          <w:sz w:val="26"/>
-          <w:szCs w:val="26"/>
-          <w:lang w:val="en-US"/>
-        </w:rPr>
-      </w:pPr>
-      <w:r>
-        <w:rPr>
-          <w:rFonts w:asciiTheme="majorHAnsi" w:hAnsiTheme="majorHAnsi" w:cstheme="majorHAnsi"/>
-          <w:sz w:val="26"/>
-          <w:szCs w:val="26"/>
-        </w:rPr>
-        <w:t>Khách hàng có đủ điều kiện sử dụng quyền lợi thành viên hay không</w:t>
-      </w:r>
-      <w:r>
-        <w:rPr>
-          <w:rFonts w:asciiTheme="majorHAnsi" w:hAnsiTheme="majorHAnsi" w:cstheme="majorHAnsi"/>
-          <w:sz w:val="26"/>
-          <w:szCs w:val="26"/>
-          <w:lang w:val="en-US"/>
-        </w:rPr>
-        <w:t>.</w:t>
-      </w:r>
-    </w:p>
-    <w:p>
-      <w:pPr>
-        <w:spacing w:line="360" w:lineRule="auto"/>
-        <w:ind w:firstLine="720"/>
-        <w:jc w:val="both"/>
-        <w:rPr>
-          <w:rFonts w:asciiTheme="majorHAnsi" w:hAnsiTheme="majorHAnsi" w:cstheme="majorHAnsi"/>
-          <w:sz w:val="26"/>
-          <w:szCs w:val="26"/>
-          <w:lang w:val="en-US"/>
-        </w:rPr>
-      </w:pPr>
-      <w:r>
-        <w:rPr>
-          <w:rFonts w:asciiTheme="majorHAnsi" w:hAnsiTheme="majorHAnsi" w:cstheme="majorHAnsi"/>
-          <w:sz w:val="26"/>
-          <w:szCs w:val="26"/>
-        </w:rPr>
-        <w:t>Các trường hợp như thông tin đăng ký không hợp lệ, tài khoản đã tồn tại, giao dịch không thành công hoặc giao dịch không đủ điều kiện tích điểm được thể hiện bằng các nhánh xử lý riêng trong mô hình.</w:t>
-      </w:r>
-    </w:p>
-    <w:p>
-      <w:pPr>
-        <w:pStyle w:val="ListParagraph"/>
-        <w:numPr>
-          <w:ilvl w:val="0"/>
-          <w:numId w:val="2"/>
-        </w:numPr>
-        <w:spacing w:line="360" w:lineRule="auto"/>
-        <w:jc w:val="both"/>
-        <w:rPr>
-          <w:rFonts w:asciiTheme="majorHAnsi" w:hAnsiTheme="majorHAnsi" w:cstheme="majorHAnsi"/>
-          <w:b/>
-          <w:bCs/>
-          <w:sz w:val="26"/>
-          <w:szCs w:val="26"/>
-          <w:lang w:val="en-US"/>
-        </w:rPr>
-      </w:pPr>
-      <w:proofErr w:type="spellStart"/>
-      <w:r>
-        <w:rPr>
-          <w:rFonts w:asciiTheme="majorHAnsi" w:hAnsiTheme="majorHAnsi" w:cstheme="majorHAnsi"/>
-          <w:b/>
-          <w:bCs/>
-          <w:sz w:val="26"/>
-          <w:szCs w:val="26"/>
-          <w:lang w:val="en-US"/>
-        </w:rPr>
-        <w:t>Kết</w:t>
-      </w:r>
-      <w:proofErr w:type="spellEnd"/>
-      <w:r>
-        <w:rPr>
-          <w:rFonts w:asciiTheme="majorHAnsi" w:hAnsiTheme="majorHAnsi" w:cstheme="majorHAnsi"/>
-          <w:b/>
-          <w:bCs/>
-          <w:sz w:val="26"/>
-          <w:szCs w:val="26"/>
-          <w:lang w:val="en-US"/>
-        </w:rPr>
-        <w:t xml:space="preserve"> </w:t>
-      </w:r>
-      <w:proofErr w:type="spellStart"/>
-      <w:r>
-        <w:rPr>
-          <w:rFonts w:asciiTheme="majorHAnsi" w:hAnsiTheme="majorHAnsi" w:cstheme="majorHAnsi"/>
-          <w:b/>
-          <w:bCs/>
-          <w:sz w:val="26"/>
-          <w:szCs w:val="26"/>
-          <w:lang w:val="en-US"/>
-        </w:rPr>
-        <w:t>quả</w:t>
-      </w:r>
-      <w:proofErr w:type="spellEnd"/>
-      <w:r>
-        <w:rPr>
-          <w:rFonts w:asciiTheme="majorHAnsi" w:hAnsiTheme="majorHAnsi" w:cstheme="majorHAnsi"/>
-          <w:b/>
-          <w:bCs/>
-          <w:sz w:val="26"/>
-          <w:szCs w:val="26"/>
-          <w:lang w:val="en-US"/>
-        </w:rPr>
-        <w:t xml:space="preserve"> </w:t>
-      </w:r>
-      <w:proofErr w:type="spellStart"/>
-      <w:r>
-        <w:rPr>
-          <w:rFonts w:asciiTheme="majorHAnsi" w:hAnsiTheme="majorHAnsi" w:cstheme="majorHAnsi"/>
-          <w:b/>
-          <w:bCs/>
-          <w:sz w:val="26"/>
-          <w:szCs w:val="26"/>
-          <w:lang w:val="en-US"/>
-        </w:rPr>
-        <w:t>mô</w:t>
-      </w:r>
-      <w:proofErr w:type="spellEnd"/>
-      <w:r>
-        <w:rPr>
-          <w:rFonts w:asciiTheme="majorHAnsi" w:hAnsiTheme="majorHAnsi" w:cstheme="majorHAnsi"/>
-          <w:b/>
-          <w:bCs/>
-          <w:sz w:val="26"/>
-          <w:szCs w:val="26"/>
-          <w:lang w:val="en-US"/>
-        </w:rPr>
-        <w:t xml:space="preserve"> </w:t>
-      </w:r>
-      <w:proofErr w:type="spellStart"/>
-      <w:r>
-        <w:rPr>
-          <w:rFonts w:asciiTheme="majorHAnsi" w:hAnsiTheme="majorHAnsi" w:cstheme="majorHAnsi"/>
-          <w:b/>
-          <w:bCs/>
-          <w:sz w:val="26"/>
-          <w:szCs w:val="26"/>
-          <w:lang w:val="en-US"/>
-        </w:rPr>
-        <w:t>hình</w:t>
-      </w:r>
-      <w:proofErr w:type="spellEnd"/>
-      <w:r>
-        <w:rPr>
-          <w:rFonts w:asciiTheme="majorHAnsi" w:hAnsiTheme="majorHAnsi" w:cstheme="majorHAnsi"/>
-          <w:b/>
-          <w:bCs/>
-          <w:sz w:val="26"/>
-          <w:szCs w:val="26"/>
-          <w:lang w:val="en-US"/>
-        </w:rPr>
-        <w:t xml:space="preserve"> </w:t>
-      </w:r>
-      <w:proofErr w:type="spellStart"/>
-      <w:r>
-        <w:rPr>
-          <w:rFonts w:asciiTheme="majorHAnsi" w:hAnsiTheme="majorHAnsi" w:cstheme="majorHAnsi"/>
-          <w:b/>
-          <w:bCs/>
-          <w:sz w:val="26"/>
-          <w:szCs w:val="26"/>
-          <w:lang w:val="en-US"/>
-        </w:rPr>
-        <w:t>hóa</w:t>
-      </w:r>
-      <w:proofErr w:type="spellEnd"/>
-    </w:p>
-    <w:p>
-      <w:pPr>
-        <w:spacing w:line="360" w:lineRule="auto"/>
-        <w:ind w:firstLine="720"/>
-        <w:jc w:val="both"/>
-        <w:rPr>
-          <w:rFonts w:asciiTheme="majorHAnsi" w:hAnsiTheme="majorHAnsi" w:cstheme="majorHAnsi"/>
-          <w:sz w:val="26"/>
-          <w:szCs w:val="26"/>
-          <w:lang w:val="en-US"/>
-        </w:rPr>
-      </w:pPr>
-      <w:r>
-        <w:rPr>
-          <w:rFonts w:asciiTheme="majorHAnsi" w:hAnsiTheme="majorHAnsi" w:cstheme="majorHAnsi"/>
-          <w:sz w:val="26"/>
-          <w:szCs w:val="26"/>
-        </w:rPr>
-        <w:t>Mô hình BPMN giúp thể hiện trực quan trình tự xử lý đăng ký và quản lý thành viên, trách nhiệm của từng bên và sự trao đổi thông tin giữa khách hàng, nhân viên và các hệ thống của FAHASA.</w:t>
-      </w:r>
-    </w:p>
-    <w:p>
-      <w:pPr>
-        <w:spacing w:line="360" w:lineRule="auto"/>
-        <w:ind w:firstLine="720"/>
-        <w:jc w:val="both"/>
-        <w:rPr>
-          <w:rFonts w:asciiTheme="majorHAnsi" w:hAnsiTheme="majorHAnsi" w:cstheme="majorHAnsi"/>
-          <w:sz w:val="26"/>
-          <w:szCs w:val="26"/>
-        </w:rPr>
-      </w:pPr>
-      <w:r>
-        <w:rPr>
-          <w:rFonts w:asciiTheme="majorHAnsi" w:hAnsiTheme="majorHAnsi" w:cstheme="majorHAnsi"/>
-          <w:sz w:val="26"/>
-          <w:szCs w:val="26"/>
-        </w:rPr>
-        <w:t xml:space="preserve">Thông qua mô hình, có thể theo dõi luồng xử lý từ lúc khách hàng đăng ký thành viên đến khi giao dịch được ghi nhận và điểm tích lũy được cập nhật. Đồng thời, mô </w:t>
-      </w:r>
-      <w:r>
-        <w:rPr>
-          <w:rFonts w:asciiTheme="majorHAnsi" w:hAnsiTheme="majorHAnsi" w:cstheme="majorHAnsi"/>
-          <w:sz w:val="26"/>
-          <w:szCs w:val="26"/>
-        </w:rPr>
-        <w:lastRenderedPageBreak/>
-        <w:t>hình thể hiện rõ các điểm quyết định liên quan đến thông tin tài khoản, giao dịch và điều kiện tích điểm.</w:t>
-      </w:r>
-    </w:p>
-    <w:p>
-      <w:pPr>
-        <w:pStyle w:val="ListParagraph"/>
-        <w:numPr>
-          <w:ilvl w:val="0"/>
-          <w:numId w:val="1"/>
-        </w:numPr>
-        <w:spacing w:line="360" w:lineRule="auto"/>
-        <w:jc w:val="both"/>
-        <w:rPr>
-          <w:rFonts w:asciiTheme="majorHAnsi" w:hAnsiTheme="majorHAnsi" w:cstheme="majorHAnsi"/>
-          <w:b/>
-          <w:bCs/>
-          <w:sz w:val="26"/>
-          <w:szCs w:val="26"/>
-        </w:rPr>
-      </w:pPr>
-      <w:r>
-        <w:rPr>
-          <w:rFonts w:asciiTheme="majorHAnsi" w:hAnsiTheme="majorHAnsi" w:cstheme="majorHAnsi"/>
-          <w:b/>
-          <w:bCs/>
-          <w:sz w:val="26"/>
-          <w:szCs w:val="26"/>
-        </w:rPr>
-        <w:t xml:space="preserve">Mô hình hóa quy trình </w:t>
-      </w:r>
-      <w:r>
-        <w:rPr>
-          <w:rFonts w:asciiTheme="majorHAnsi" w:hAnsiTheme="majorHAnsi" w:cstheme="majorHAnsi"/>
-          <w:b/>
-          <w:bCs/>
-          <w:sz w:val="26"/>
-          <w:szCs w:val="26"/>
-        </w:rPr>
-        <w:t>quản lý và xử lý khiếu nại khách hàng tại FAHASA</w:t>
-      </w:r>
-    </w:p>
-    <w:p>
-      <w:pPr>
-        <w:pStyle w:val="ListParagraph"/>
-        <w:numPr>
-          <w:ilvl w:val="2"/>
-          <w:numId w:val="11"/>
-        </w:numPr>
-        <w:spacing w:line="360" w:lineRule="auto"/>
-        <w:jc w:val="both"/>
-        <w:rPr>
-          <w:rFonts w:asciiTheme="majorHAnsi" w:hAnsiTheme="majorHAnsi" w:cstheme="majorHAnsi"/>
-          <w:b/>
-          <w:bCs/>
-          <w:sz w:val="26"/>
-          <w:szCs w:val="26"/>
-        </w:rPr>
-      </w:pPr>
-      <w:r>
-        <w:rPr>
-          <w:rFonts w:asciiTheme="majorHAnsi" w:hAnsiTheme="majorHAnsi" w:cstheme="majorHAnsi"/>
-          <w:b/>
-          <w:bCs/>
-          <w:sz w:val="26"/>
-          <w:szCs w:val="26"/>
-        </w:rPr>
-        <w:t>Xây dựng mô hình quy trình</w:t>
-      </w:r>
-    </w:p>
-    <w:p>
-      <w:pPr>
-        <w:spacing w:line="360" w:lineRule="auto"/>
-        <w:ind w:firstLine="720"/>
-        <w:jc w:val="both"/>
-        <w:rPr>
-          <w:rFonts w:asciiTheme="majorHAnsi" w:hAnsiTheme="majorHAnsi" w:cstheme="majorHAnsi"/>
-          <w:sz w:val="26"/>
-          <w:szCs w:val="26"/>
-        </w:rPr>
-      </w:pPr>
-      <w:r>
-        <w:rPr>
-          <w:rFonts w:asciiTheme="majorHAnsi" w:hAnsiTheme="majorHAnsi" w:cstheme="majorHAnsi"/>
-          <w:sz w:val="26"/>
-          <w:szCs w:val="26"/>
-        </w:rPr>
-        <w:t>Dựa trên quy trình quản lý và xử lý khiếu nại khách hàng tại FAHASA đã được phân tích, nhóm tiến hành xây dựng mô hình BPMN nhằm trực quan hóa trình tự tiếp nhận, kiểm tra, phân loại, xác minh và xử lý các khiếu nại phát sinh trong quá trình khách hàng mua sắm và sử dụng sản phẩm, dịch vụ của FAHASA.</w:t>
-      </w:r>
-    </w:p>
-    <w:p>
-      <w:pPr>
-        <w:spacing w:line="360" w:lineRule="auto"/>
-        <w:ind w:firstLine="720"/>
-        <w:jc w:val="both"/>
-        <w:rPr>
-          <w:rFonts w:asciiTheme="majorHAnsi" w:hAnsiTheme="majorHAnsi" w:cstheme="majorHAnsi"/>
-          <w:sz w:val="26"/>
-          <w:szCs w:val="26"/>
         </w:rPr>
       </w:pPr>
       <w:r>
@@ -2619,16 +1093,15 @@
       <w:r>
         <w:rPr>
           <w:rFonts w:asciiTheme="majorHAnsi" w:hAnsiTheme="majorHAnsi" w:cstheme="majorHAnsi"/>
-          <w:noProof/>
           <w:sz w:val="26"/>
           <w:szCs w:val="26"/>
           <w:lang w:val="en-US"/>
         </w:rPr>
         <w:drawing>
-          <wp:inline distT="0" distB="0" distL="0" distR="0" wp14:anchorId="0FEF784F" wp14:editId="781CA10D">
-            <wp:extent cx="5731510" cy="2141220"/>
+          <wp:inline distT="0" distB="0" distL="0" distR="0" wp14:anchorId="489895A8" wp14:editId="6B5A4B71">
+            <wp:extent cx="5731510" cy="2120900"/>
             <wp:effectExtent l="0" t="0" r="2540" b="0"/>
-            <wp:docPr id="327582506" name="Graphic 2"/>
+            <wp:docPr id="651377109" name="Picture 4"/>
             <wp:cNvGraphicFramePr>
               <a:graphicFrameLocks xmlns:a="http://schemas.openxmlformats.org/drawingml/2006/main" noChangeAspect="1"/>
             </wp:cNvGraphicFramePr>
@@ -2636,29 +1109,36 @@
               <a:graphicData uri="http://schemas.openxmlformats.org/drawingml/2006/picture">
                 <pic:pic xmlns:pic="http://schemas.openxmlformats.org/drawingml/2006/picture">
                   <pic:nvPicPr>
-                    <pic:cNvPr id="327582506" name="Graphic 327582506"/>
-                    <pic:cNvPicPr/>
+                    <pic:cNvPr id="0" name="Picture 13"/>
+                    <pic:cNvPicPr>
+                      <a:picLocks noChangeAspect="1" noChangeArrowheads="1"/>
+                    </pic:cNvPicPr>
                   </pic:nvPicPr>
                   <pic:blipFill>
-                    <a:blip r:embed="rId7">
+                    <a:blip r:embed="rId6" cstate="print">
                       <a:extLst>
-                        <a:ext uri="{96DAC541-7B7A-43D3-8B79-37D633B846F1}">
-                          <asvg:svgBlip xmlns:asvg="http://schemas.microsoft.com/office/drawing/2016/SVG/main" r:embed="rId8"/>
+                        <a:ext uri="{28A0092B-C50C-407E-A947-70E740481C1C}">
+                          <a14:useLocalDpi xmlns:a14="http://schemas.microsoft.com/office/drawing/2010/main" val="0"/>
                         </a:ext>
                       </a:extLst>
                     </a:blip>
+                    <a:srcRect/>
                     <a:stretch>
                       <a:fillRect/>
                     </a:stretch>
                   </pic:blipFill>
-                  <pic:spPr>
+                  <pic:spPr bwMode="auto">
                     <a:xfrm>
                       <a:off x="0" y="0"/>
-                      <a:ext cx="5731510" cy="2141220"/>
+                      <a:ext cx="5731510" cy="2120900"/>
                     </a:xfrm>
                     <a:prstGeom prst="rect">
                       <a:avLst/>
                     </a:prstGeom>
+                    <a:noFill/>
+                    <a:ln>
+                      <a:noFill/>
+                    </a:ln>
                   </pic:spPr>
                 </pic:pic>
               </a:graphicData>
@@ -3400,7 +1880,6 @@
           <w:lang w:val="en-US"/>
         </w:rPr>
       </w:pPr>
-      <w:proofErr w:type="spellStart"/>
       <w:r>
         <w:rPr>
           <w:rFonts w:asciiTheme="majorHAnsi" w:hAnsiTheme="majorHAnsi" w:cstheme="majorHAnsi"/>
@@ -3410,21 +1889,68 @@
           <w:szCs w:val="26"/>
           <w:lang w:val="en-US"/>
         </w:rPr>
-        <w:t>Kết</w:t>
-      </w:r>
-      <w:proofErr w:type="spellEnd"/>
-      <w:r>
+        <w:t>Kết quả mô hình hóa</w:t>
+      </w:r>
+    </w:p>
+    <w:p>
+      <w:pPr>
+        <w:spacing w:line="360" w:lineRule="auto"/>
+        <w:ind w:firstLine="720"/>
+        <w:jc w:val="both"/>
+        <w:rPr>
+          <w:rFonts w:asciiTheme="majorHAnsi" w:hAnsiTheme="majorHAnsi" w:cstheme="majorHAnsi"/>
+          <w:sz w:val="26"/>
+          <w:szCs w:val="26"/>
+          <w:lang w:val="en-US"/>
+        </w:rPr>
+      </w:pPr>
+      <w:r>
+        <w:rPr>
+          <w:rFonts w:asciiTheme="majorHAnsi" w:hAnsiTheme="majorHAnsi" w:cstheme="majorHAnsi"/>
+          <w:sz w:val="26"/>
+          <w:szCs w:val="26"/>
+        </w:rPr>
+        <w:lastRenderedPageBreak/>
+        <w:t>Mô hình BPMN giúp thể hiện trực quan trình tự tiếp nhận và xử lý khiếu nại, trách nhiệm của từng bộ phận và sự trao đổi thông tin giữa khách hàng, bộ phận chăm sóc khách hàng và các bộ phận liên quan của FAHASA.</w:t>
+      </w:r>
+    </w:p>
+    <w:p>
+      <w:pPr>
+        <w:spacing w:line="360" w:lineRule="auto"/>
+        <w:ind w:firstLine="720"/>
+        <w:jc w:val="both"/>
+        <w:rPr>
+          <w:rFonts w:asciiTheme="majorHAnsi" w:hAnsiTheme="majorHAnsi" w:cstheme="majorHAnsi"/>
+          <w:sz w:val="26"/>
+          <w:szCs w:val="26"/>
+        </w:rPr>
+      </w:pPr>
+      <w:r>
+        <w:rPr>
+          <w:rFonts w:asciiTheme="majorHAnsi" w:hAnsiTheme="majorHAnsi" w:cstheme="majorHAnsi"/>
+          <w:sz w:val="26"/>
+          <w:szCs w:val="26"/>
+        </w:rPr>
+        <w:t>Thông qua mô hình, có thể theo dõi luồng xử lý từ lúc khách hàng gửi khiếu nại đến khi nội dung được xác minh, xử lý và phản hồi. Đồng thời, mô hình thể hiện rõ các điểm quyết định liên quan đến tính hợp lệ của khiếu nại, bộ phận chịu trách nhiệm xử lý và mức độ đồng thuận của khách hàng đối với kết quả giải quyết.</w:t>
+      </w:r>
+    </w:p>
+    <w:p>
+      <w:pPr>
+        <w:pStyle w:val="ListParagraph"/>
+        <w:numPr>
+          <w:ilvl w:val="0"/>
+          <w:numId w:val="1"/>
+        </w:numPr>
+        <w:spacing w:line="360" w:lineRule="auto"/>
+        <w:jc w:val="both"/>
         <w:rPr>
           <w:rFonts w:asciiTheme="majorHAnsi" w:hAnsiTheme="majorHAnsi" w:cstheme="majorHAnsi"/>
           <w:b/>
           <w:bCs/>
           <w:sz w:val="26"/>
           <w:szCs w:val="26"/>
-          <w:lang w:val="en-US"/>
-        </w:rPr>
-        <w:t xml:space="preserve"> </w:t>
-      </w:r>
-      <w:proofErr w:type="spellStart"/>
+        </w:rPr>
+      </w:pPr>
       <w:r>
         <w:rPr>
           <w:rFonts w:asciiTheme="majorHAnsi" w:hAnsiTheme="majorHAnsi" w:cstheme="majorHAnsi"/>
@@ -3432,11 +1958,9 @@
           <w:bCs/>
           <w:sz w:val="26"/>
           <w:szCs w:val="26"/>
-          <w:lang w:val="en-US"/>
-        </w:rPr>
-        <w:t>quả</w:t>
-      </w:r>
-      <w:proofErr w:type="spellEnd"/>
+        </w:rPr>
+        <w:t xml:space="preserve">Mô hình hóa quy trình </w:t>
+      </w:r>
       <w:r>
         <w:rPr>
           <w:rFonts w:asciiTheme="majorHAnsi" w:hAnsiTheme="majorHAnsi" w:cstheme="majorHAnsi"/>
@@ -3444,11 +1968,9 @@
           <w:bCs/>
           <w:sz w:val="26"/>
           <w:szCs w:val="26"/>
-          <w:lang w:val="en-US"/>
-        </w:rPr>
-        <w:t xml:space="preserve"> </w:t>
-      </w:r>
-      <w:proofErr w:type="spellStart"/>
+        </w:rPr>
+        <w:t>hỗ trợ khách hàng sỉ</w:t>
+      </w:r>
       <w:r>
         <w:rPr>
           <w:rFonts w:asciiTheme="majorHAnsi" w:hAnsiTheme="majorHAnsi" w:cstheme="majorHAnsi"/>
@@ -3456,23 +1978,27 @@
           <w:bCs/>
           <w:sz w:val="26"/>
           <w:szCs w:val="26"/>
-          <w:lang w:val="en-US"/>
-        </w:rPr>
-        <w:t>mô</w:t>
-      </w:r>
-      <w:proofErr w:type="spellEnd"/>
-      <w:r>
+        </w:rPr>
+        <w:t xml:space="preserve"> tại FAHASA</w:t>
+      </w:r>
+    </w:p>
+    <w:p>
+      <w:pPr>
+        <w:pStyle w:val="ListParagraph"/>
+        <w:numPr>
+          <w:ilvl w:val="2"/>
+          <w:numId w:val="9"/>
+        </w:numPr>
+        <w:spacing w:line="360" w:lineRule="auto"/>
+        <w:jc w:val="both"/>
         <w:rPr>
           <w:rFonts w:asciiTheme="majorHAnsi" w:hAnsiTheme="majorHAnsi" w:cstheme="majorHAnsi"/>
           <w:b/>
           <w:bCs/>
           <w:sz w:val="26"/>
           <w:szCs w:val="26"/>
-          <w:lang w:val="en-US"/>
-        </w:rPr>
-        <w:t xml:space="preserve"> </w:t>
-      </w:r>
-      <w:proofErr w:type="spellStart"/>
+        </w:rPr>
+      </w:pPr>
       <w:r>
         <w:rPr>
           <w:rFonts w:asciiTheme="majorHAnsi" w:hAnsiTheme="majorHAnsi" w:cstheme="majorHAnsi"/>
@@ -3480,140 +2006,6 @@
           <w:bCs/>
           <w:sz w:val="26"/>
           <w:szCs w:val="26"/>
-          <w:lang w:val="en-US"/>
-        </w:rPr>
-        <w:t>hình</w:t>
-      </w:r>
-      <w:proofErr w:type="spellEnd"/>
-      <w:r>
-        <w:rPr>
-          <w:rFonts w:asciiTheme="majorHAnsi" w:hAnsiTheme="majorHAnsi" w:cstheme="majorHAnsi"/>
-          <w:b/>
-          <w:bCs/>
-          <w:sz w:val="26"/>
-          <w:szCs w:val="26"/>
-          <w:lang w:val="en-US"/>
-        </w:rPr>
-        <w:t xml:space="preserve"> </w:t>
-      </w:r>
-      <w:proofErr w:type="spellStart"/>
-      <w:r>
-        <w:rPr>
-          <w:rFonts w:asciiTheme="majorHAnsi" w:hAnsiTheme="majorHAnsi" w:cstheme="majorHAnsi"/>
-          <w:b/>
-          <w:bCs/>
-          <w:sz w:val="26"/>
-          <w:szCs w:val="26"/>
-          <w:lang w:val="en-US"/>
-        </w:rPr>
-        <w:t>hóa</w:t>
-      </w:r>
-      <w:proofErr w:type="spellEnd"/>
-    </w:p>
-    <w:p>
-      <w:pPr>
-        <w:spacing w:line="360" w:lineRule="auto"/>
-        <w:ind w:firstLine="720"/>
-        <w:jc w:val="both"/>
-        <w:rPr>
-          <w:rFonts w:asciiTheme="majorHAnsi" w:hAnsiTheme="majorHAnsi" w:cstheme="majorHAnsi"/>
-          <w:sz w:val="26"/>
-          <w:szCs w:val="26"/>
-          <w:lang w:val="en-US"/>
-        </w:rPr>
-      </w:pPr>
-      <w:r>
-        <w:rPr>
-          <w:rFonts w:asciiTheme="majorHAnsi" w:hAnsiTheme="majorHAnsi" w:cstheme="majorHAnsi"/>
-          <w:sz w:val="26"/>
-          <w:szCs w:val="26"/>
-        </w:rPr>
-        <w:lastRenderedPageBreak/>
-        <w:t>Mô hình BPMN giúp thể hiện trực quan trình tự tiếp nhận và xử lý khiếu nại, trách nhiệm của từng bộ phận và sự trao đổi thông tin giữa khách hàng, bộ phận chăm sóc khách hàng và các bộ phận liên quan của FAHASA.</w:t>
-      </w:r>
-    </w:p>
-    <w:p>
-      <w:pPr>
-        <w:spacing w:line="360" w:lineRule="auto"/>
-        <w:ind w:firstLine="720"/>
-        <w:jc w:val="both"/>
-        <w:rPr>
-          <w:rFonts w:asciiTheme="majorHAnsi" w:hAnsiTheme="majorHAnsi" w:cstheme="majorHAnsi"/>
-          <w:sz w:val="26"/>
-          <w:szCs w:val="26"/>
-        </w:rPr>
-      </w:pPr>
-      <w:r>
-        <w:rPr>
-          <w:rFonts w:asciiTheme="majorHAnsi" w:hAnsiTheme="majorHAnsi" w:cstheme="majorHAnsi"/>
-          <w:sz w:val="26"/>
-          <w:szCs w:val="26"/>
-        </w:rPr>
-        <w:t>Thông qua mô hình, có thể theo dõi luồng xử lý từ lúc khách hàng gửi khiếu nại đến khi nội dung được xác minh, xử lý và phản hồi. Đồng thời, mô hình thể hiện rõ các điểm quyết định liên quan đến tính hợp lệ của khiếu nại, bộ phận chịu trách nhiệm xử lý và mức độ đồng thuận của khách hàng đối với kết quả giải quyết.</w:t>
-      </w:r>
-    </w:p>
-    <w:p>
-      <w:pPr>
-        <w:pStyle w:val="ListParagraph"/>
-        <w:numPr>
-          <w:ilvl w:val="0"/>
-          <w:numId w:val="1"/>
-        </w:numPr>
-        <w:spacing w:line="360" w:lineRule="auto"/>
-        <w:jc w:val="both"/>
-        <w:rPr>
-          <w:rFonts w:asciiTheme="majorHAnsi" w:hAnsiTheme="majorHAnsi" w:cstheme="majorHAnsi"/>
-          <w:b/>
-          <w:bCs/>
-          <w:sz w:val="26"/>
-          <w:szCs w:val="26"/>
-        </w:rPr>
-      </w:pPr>
-      <w:r>
-        <w:rPr>
-          <w:rFonts w:asciiTheme="majorHAnsi" w:hAnsiTheme="majorHAnsi" w:cstheme="majorHAnsi"/>
-          <w:b/>
-          <w:bCs/>
-          <w:sz w:val="26"/>
-          <w:szCs w:val="26"/>
-        </w:rPr>
-        <w:t xml:space="preserve">Mô hình hóa quy trình </w:t>
-      </w:r>
-      <w:r>
-        <w:rPr>
-          <w:rFonts w:asciiTheme="majorHAnsi" w:hAnsiTheme="majorHAnsi" w:cstheme="majorHAnsi"/>
-          <w:b/>
-          <w:bCs/>
-          <w:sz w:val="26"/>
-          <w:szCs w:val="26"/>
-        </w:rPr>
-        <w:t>quản lý và xử lý khiếu nại khách hàng tại FAHASA</w:t>
-      </w:r>
-    </w:p>
-    <w:p>
-      <w:pPr>
-        <w:pStyle w:val="ListParagraph"/>
-        <w:numPr>
-          <w:ilvl w:val="2"/>
-          <w:numId w:val="9"/>
-        </w:numPr>
-        <w:spacing w:line="360" w:lineRule="auto"/>
-        <w:jc w:val="both"/>
-        <w:rPr>
-          <w:rFonts w:asciiTheme="majorHAnsi" w:hAnsiTheme="majorHAnsi" w:cstheme="majorHAnsi"/>
-          <w:b/>
-          <w:bCs/>
-          <w:sz w:val="26"/>
-          <w:szCs w:val="26"/>
-        </w:rPr>
-      </w:pPr>
-      <w:r>
-        <w:rPr>
-          <w:rFonts w:asciiTheme="majorHAnsi" w:hAnsiTheme="majorHAnsi" w:cstheme="majorHAnsi"/>
-          <w:b/>
-          <w:bCs/>
-          <w:sz w:val="26"/>
-          <w:szCs w:val="26"/>
         </w:rPr>
         <w:t>Xây dựng mô hình quy trình</w:t>
       </w:r>
@@ -3673,16 +2065,15 @@
       <w:r>
         <w:rPr>
           <w:rFonts w:asciiTheme="majorHAnsi" w:hAnsiTheme="majorHAnsi" w:cstheme="majorHAnsi"/>
-          <w:noProof/>
           <w:sz w:val="26"/>
           <w:szCs w:val="26"/>
           <w:lang w:val="en-US"/>
         </w:rPr>
         <w:drawing>
-          <wp:inline distT="0" distB="0" distL="0" distR="0" wp14:anchorId="203D44DA" wp14:editId="04D554ED">
-            <wp:extent cx="5731510" cy="2110740"/>
-            <wp:effectExtent l="0" t="0" r="2540" b="3810"/>
-            <wp:docPr id="519454664" name="Graphic 3"/>
+          <wp:inline distT="0" distB="0" distL="0" distR="0" wp14:anchorId="694E252B" wp14:editId="13D825D8">
+            <wp:extent cx="5731510" cy="1646555"/>
+            <wp:effectExtent l="0" t="0" r="2540" b="0"/>
+            <wp:docPr id="1931220832" name="Picture 6"/>
             <wp:cNvGraphicFramePr>
               <a:graphicFrameLocks xmlns:a="http://schemas.openxmlformats.org/drawingml/2006/main" noChangeAspect="1"/>
             </wp:cNvGraphicFramePr>
@@ -3690,29 +2081,36 @@
               <a:graphicData uri="http://schemas.openxmlformats.org/drawingml/2006/picture">
                 <pic:pic xmlns:pic="http://schemas.openxmlformats.org/drawingml/2006/picture">
                   <pic:nvPicPr>
-                    <pic:cNvPr id="519454664" name="Graphic 519454664"/>
-                    <pic:cNvPicPr/>
+                    <pic:cNvPr id="0" name="Picture 20"/>
+                    <pic:cNvPicPr>
+                      <a:picLocks noChangeAspect="1" noChangeArrowheads="1"/>
+                    </pic:cNvPicPr>
                   </pic:nvPicPr>
                   <pic:blipFill>
-                    <a:blip r:embed="rId9">
+                    <a:blip r:embed="rId7" cstate="print">
                       <a:extLst>
-                        <a:ext uri="{96DAC541-7B7A-43D3-8B79-37D633B846F1}">
-                          <asvg:svgBlip xmlns:asvg="http://schemas.microsoft.com/office/drawing/2016/SVG/main" r:embed="rId10"/>
+                        <a:ext uri="{28A0092B-C50C-407E-A947-70E740481C1C}">
+                          <a14:useLocalDpi xmlns:a14="http://schemas.microsoft.com/office/drawing/2010/main" val="0"/>
                         </a:ext>
                       </a:extLst>
                     </a:blip>
+                    <a:srcRect/>
                     <a:stretch>
                       <a:fillRect/>
                     </a:stretch>
                   </pic:blipFill>
-                  <pic:spPr>
+                  <pic:spPr bwMode="auto">
                     <a:xfrm>
                       <a:off x="0" y="0"/>
-                      <a:ext cx="5731510" cy="2110740"/>
+                      <a:ext cx="5731510" cy="1646555"/>
                     </a:xfrm>
                     <a:prstGeom prst="rect">
                       <a:avLst/>
                     </a:prstGeom>
+                    <a:noFill/>
+                    <a:ln>
+                      <a:noFill/>
+                    </a:ln>
                   </pic:spPr>
                 </pic:pic>
               </a:graphicData>
@@ -3796,7 +2194,7 @@
           <w:sz w:val="26"/>
           <w:szCs w:val="26"/>
         </w:rPr>
-        <w:t xml:space="preserve">Mô hình thể hiện toàn bộ quy trình từ khi khách hàng sỉ gửi yêu cầu mua hàng, cung cấp thông tin về sản phẩm và số lượng, đến khi bộ phận kinh doanh tiếp nhận và kiểm tra điều kiện mua sỉ. Sau đó, bộ phận phụ trách kiểm tra khả năng đáp ứng sản </w:t>
+        <w:t xml:space="preserve">Mô hình thể hiện toàn bộ quy trình từ khi khách hàng sỉ gửi yêu cầu mua hàng, cung cấp thông tin về sản phẩm và số lượng, đến khi bộ phận kinh doanh tiếp nhận và kiểm tra điều kiện mua sỉ. Sau đó, bộ phận phụ trách kiểm tra khả năng đáp ứng sản phẩm, tư vấn chính sách và báo giá cho khách hàng. Khi khách hàng xác nhận, đơn </w:t>
       </w:r>
       <w:r>
         <w:rPr>
@@ -3805,7 +2203,7 @@
           <w:szCs w:val="26"/>
         </w:rPr>
         <w:lastRenderedPageBreak/>
-        <w:t>phẩm, tư vấn chính sách và báo giá cho khách hàng. Khi khách hàng xác nhận, đơn hàng được tạo, thanh toán được kiểm tra, sản phẩm được chuẩn bị và bàn giao để giao đến khách hàng. Cuối cùng, trạng thái đơn hàng được cập nhật trên hệ thống.</w:t>
+        <w:t>hàng được tạo, thanh toán được kiểm tra, sản phẩm được chuẩn bị và bàn giao để giao đến khách hàng. Cuối cùng, trạng thái đơn hàng được cập nhật trên hệ thống.</w:t>
       </w:r>
     </w:p>
     <w:p>
@@ -4473,8 +2871,16 @@
           <w:sz w:val="26"/>
           <w:szCs w:val="26"/>
         </w:rPr>
+        <w:t xml:space="preserve">Các trường hợp như thông tin khách hàng không đầy đủ, khách hàng không đáp ứng điều kiện mua sỉ, sản phẩm không đủ số lượng, khách hàng không đồng ý với báo </w:t>
+      </w:r>
+      <w:r>
+        <w:rPr>
+          <w:rFonts w:asciiTheme="majorHAnsi" w:hAnsiTheme="majorHAnsi" w:cstheme="majorHAnsi"/>
+          <w:sz w:val="26"/>
+          <w:szCs w:val="26"/>
+        </w:rPr>
         <w:lastRenderedPageBreak/>
-        <w:t>Các trường hợp như thông tin khách hàng không đầy đủ, khách hàng không đáp ứng điều kiện mua sỉ, sản phẩm không đủ số lượng, khách hàng không đồng ý với báo giá, thanh toán không được xác nhận hoặc đơn hàng phát sinh vấn đề trong quá trình giao hàng được thể hiện bằng các nhánh xử lý riêng trong mô hình.</w:t>
+        <w:t>giá, thanh toán không được xác nhận hoặc đơn hàng phát sinh vấn đề trong quá trình giao hàng được thể hiện bằng các nhánh xử lý riêng trong mô hình.</w:t>
       </w:r>
     </w:p>
     <w:p>
@@ -4495,7 +2901,6 @@
           <w:lang w:val="en-US"/>
         </w:rPr>
       </w:pPr>
-      <w:proofErr w:type="spellStart"/>
       <w:r>
         <w:rPr>
           <w:rFonts w:asciiTheme="majorHAnsi" w:hAnsiTheme="majorHAnsi" w:cstheme="majorHAnsi"/>
@@ -4505,105 +2910,8 @@
           <w:szCs w:val="26"/>
           <w:lang w:val="en-US"/>
         </w:rPr>
-        <w:t>Kết</w:t>
-      </w:r>
-      <w:proofErr w:type="spellEnd"/>
-      <w:r>
-        <w:rPr>
-          <w:rFonts w:asciiTheme="majorHAnsi" w:hAnsiTheme="majorHAnsi" w:cstheme="majorHAnsi"/>
-          <w:b/>
-          <w:bCs/>
-          <w:sz w:val="26"/>
-          <w:szCs w:val="26"/>
-          <w:lang w:val="en-US"/>
-        </w:rPr>
-        <w:t xml:space="preserve"> </w:t>
-      </w:r>
-      <w:proofErr w:type="spellStart"/>
-      <w:r>
-        <w:rPr>
-          <w:rFonts w:asciiTheme="majorHAnsi" w:hAnsiTheme="majorHAnsi" w:cstheme="majorHAnsi"/>
-          <w:b/>
-          <w:bCs/>
-          <w:sz w:val="26"/>
-          <w:szCs w:val="26"/>
-          <w:lang w:val="en-US"/>
-        </w:rPr>
-        <w:t>quả</w:t>
-      </w:r>
-      <w:proofErr w:type="spellEnd"/>
-      <w:r>
-        <w:rPr>
-          <w:rFonts w:asciiTheme="majorHAnsi" w:hAnsiTheme="majorHAnsi" w:cstheme="majorHAnsi"/>
-          <w:b/>
-          <w:bCs/>
-          <w:sz w:val="26"/>
-          <w:szCs w:val="26"/>
-          <w:lang w:val="en-US"/>
-        </w:rPr>
-        <w:t xml:space="preserve"> </w:t>
-      </w:r>
-      <w:proofErr w:type="spellStart"/>
-      <w:r>
-        <w:rPr>
-          <w:rFonts w:asciiTheme="majorHAnsi" w:hAnsiTheme="majorHAnsi" w:cstheme="majorHAnsi"/>
-          <w:b/>
-          <w:bCs/>
-          <w:sz w:val="26"/>
-          <w:szCs w:val="26"/>
-          <w:lang w:val="en-US"/>
-        </w:rPr>
-        <w:t>mô</w:t>
-      </w:r>
-      <w:proofErr w:type="spellEnd"/>
-      <w:r>
-        <w:rPr>
-          <w:rFonts w:asciiTheme="majorHAnsi" w:hAnsiTheme="majorHAnsi" w:cstheme="majorHAnsi"/>
-          <w:b/>
-          <w:bCs/>
-          <w:sz w:val="26"/>
-          <w:szCs w:val="26"/>
-          <w:lang w:val="en-US"/>
-        </w:rPr>
-        <w:t xml:space="preserve"> </w:t>
-      </w:r>
-      <w:proofErr w:type="spellStart"/>
-      <w:r>
-        <w:rPr>
-          <w:rFonts w:asciiTheme="majorHAnsi" w:hAnsiTheme="majorHAnsi" w:cstheme="majorHAnsi"/>
-          <w:b/>
-          <w:bCs/>
-          <w:sz w:val="26"/>
-          <w:szCs w:val="26"/>
-          <w:lang w:val="en-US"/>
-        </w:rPr>
-        <w:t>hình</w:t>
-      </w:r>
-      <w:proofErr w:type="spellEnd"/>
-      <w:r>
-        <w:rPr>
-          <w:rFonts w:asciiTheme="majorHAnsi" w:hAnsiTheme="majorHAnsi" w:cstheme="majorHAnsi"/>
-          <w:b/>
-          <w:bCs/>
-          <w:sz w:val="26"/>
-          <w:szCs w:val="26"/>
-          <w:lang w:val="en-US"/>
-        </w:rPr>
-        <w:t xml:space="preserve"> </w:t>
-      </w:r>
-      <w:proofErr w:type="spellStart"/>
-      <w:r>
-        <w:rPr>
-          <w:rFonts w:asciiTheme="majorHAnsi" w:hAnsiTheme="majorHAnsi" w:cstheme="majorHAnsi"/>
-          <w:b/>
-          <w:bCs/>
-          <w:sz w:val="26"/>
-          <w:szCs w:val="26"/>
-          <w:lang w:val="en-US"/>
-        </w:rPr>
-        <w:t>hóa</w:t>
-      </w:r>
-      <w:proofErr w:type="spellEnd"/>
+        <w:t>Kết quả mô hình hóa</w:t>
+      </w:r>
     </w:p>
     <w:p>
       <w:pPr>
@@ -6456,7 +4764,6 @@
   <w:style w:type="character" w:default="1" w:styleId="DefaultParagraphFont">
     <w:name w:val="Default Paragraph Font"/>
     <w:uiPriority w:val="1"/>
-    <w:semiHidden/>
     <w:unhideWhenUsed/>
   </w:style>
   <w:style w:type="table" w:default="1" w:styleId="TableNormal">
